--- a/PAGINA WEB FINAL/INFORME EVOLUCION MI PAGINA WEB.docx
+++ b/PAGINA WEB FINAL/INFORME EVOLUCION MI PAGINA WEB.docx
@@ -1,71 +1,92 @@
 
 <file path=word/document.xml><?xml version="1.0" encoding="utf-8"?>
-<w:document xmlns:wpc="http://schemas.microsoft.com/office/word/2010/wordprocessingCanvas" xmlns:cx="http://schemas.microsoft.com/office/drawing/2014/chartex" xmlns:cx1="http://schemas.microsoft.com/office/drawing/2015/9/8/chartex" xmlns:cx2="http://schemas.microsoft.com/office/drawing/2015/10/21/chartex" xmlns:cx3="http://schemas.microsoft.com/office/drawing/2016/5/9/chartex" xmlns:cx4="http://schemas.microsoft.com/office/drawing/2016/5/10/chartex" xmlns:cx5="http://schemas.microsoft.com/office/drawing/2016/5/11/chartex" xmlns:cx6="http://schemas.microsoft.com/office/drawing/2016/5/12/chartex" xmlns:cx7="http://schemas.microsoft.com/office/drawing/2016/5/13/chartex" xmlns:cx8="http://schemas.microsoft.com/office/drawing/2016/5/14/chartex" xmlns:mc="http://schemas.openxmlformats.org/markup-compatibility/2006" xmlns:aink="http://schemas.microsoft.com/office/drawing/2016/ink" xmlns:am3d="http://schemas.microsoft.com/office/drawing/2017/model3d" xmlns:o="urn:schemas-microsoft-com:office:office" xmlns:r="http://schemas.openxmlformats.org/officeDocument/2006/relationships" xmlns:m="http://schemas.openxmlformats.org/officeDocument/2006/math" xmlns:v="urn:schemas-microsoft-com:vml" xmlns:wp14="http://schemas.microsoft.com/office/word/2010/wordprocessingDrawing" xmlns:wp="http://schemas.openxmlformats.org/drawingml/2006/wordprocessingDrawing" xmlns:w10="urn:schemas-microsoft-com:office:word" xmlns:w="http://schemas.openxmlformats.org/wordprocessingml/2006/main" xmlns:w14="http://schemas.microsoft.com/office/word/2010/wordml" xmlns:w15="http://schemas.microsoft.com/office/word/2012/wordml" xmlns:w16cex="http://schemas.microsoft.com/office/word/2018/wordml/cex" xmlns:w16cid="http://schemas.microsoft.com/office/word/2016/wordml/cid" xmlns:w16="http://schemas.microsoft.com/office/word/2018/wordml" xmlns:w16sdtdh="http://schemas.microsoft.com/office/word/2020/wordml/sdtdatahash" xmlns:w16se="http://schemas.microsoft.com/office/word/2015/wordml/symex" xmlns:wpg="http://schemas.microsoft.com/office/word/2010/wordprocessingGroup" xmlns:wpi="http://schemas.microsoft.com/office/word/2010/wordprocessingInk" xmlns:wne="http://schemas.microsoft.com/office/word/2006/wordml" xmlns:wps="http://schemas.microsoft.com/office/word/2010/wordprocessingShape" mc:Ignorable="w14 w15 w16se w16cid w16 w16cex w16sdtdh wp14">
+<w:document xmlns:o="urn:schemas-microsoft-com:office:office" xmlns:r="http://schemas.openxmlformats.org/officeDocument/2006/relationships" xmlns:v="urn:schemas-microsoft-com:vml" xmlns:w="http://schemas.openxmlformats.org/wordprocessingml/2006/main" xmlns:w10="urn:schemas-microsoft-com:office:word" xmlns:wp="http://schemas.openxmlformats.org/drawingml/2006/wordprocessingDrawing" xmlns:wps="http://schemas.microsoft.com/office/word/2010/wordprocessingShape" xmlns:wpg="http://schemas.microsoft.com/office/word/2010/wordprocessingGroup" xmlns:mc="http://schemas.openxmlformats.org/markup-compatibility/2006" xmlns:wp14="http://schemas.microsoft.com/office/word/2010/wordprocessingDrawing" xmlns:w14="http://schemas.microsoft.com/office/word/2010/wordml" mc:Ignorable="w14 wp14">
   <w:body>
     <w:p>
-      <w:r>
+      <w:pPr>
+        <w:pStyle w:val="Normal"/>
+        <w:rPr/>
+      </w:pPr>
+      <w:r>
+        <w:rPr/>
         <w:t>INFORME EVOLUCION MI PAGINA WEB</w:t>
       </w:r>
     </w:p>
     <w:p>
-      <w:r>
-        <w:t xml:space="preserve">PEDRO ZAPATA </w:t>
-      </w:r>
-      <w:proofErr w:type="spellStart"/>
-      <w:r>
-        <w:t>ZAPATA</w:t>
-      </w:r>
-      <w:proofErr w:type="spellEnd"/>
-      <w:r>
-        <w:t xml:space="preserve"> </w:t>
-      </w:r>
-    </w:p>
-    <w:p>
-      <w:r>
+      <w:pPr>
+        <w:pStyle w:val="Normal"/>
+        <w:rPr/>
+      </w:pPr>
+      <w:r>
+        <w:rPr/>
+        <w:t xml:space="preserve">PEDRO ZAPATA ZAPATA </w:t>
+      </w:r>
+    </w:p>
+    <w:p>
+      <w:pPr>
+        <w:pStyle w:val="Normal"/>
+        <w:rPr/>
+      </w:pPr>
+      <w:r>
+        <w:rPr/>
         <w:t>Índice</w:t>
       </w:r>
     </w:p>
     <w:p>
       <w:pPr>
-        <w:pStyle w:val="Prrafodelista"/>
+        <w:pStyle w:val="ListParagraph"/>
         <w:numPr>
           <w:ilvl w:val="0"/>
           <w:numId w:val="2"/>
         </w:numPr>
-      </w:pPr>
-      <w:r>
+        <w:rPr/>
+      </w:pPr>
+      <w:r>
+        <w:rPr/>
         <w:t xml:space="preserve">Como empezar </w:t>
       </w:r>
     </w:p>
-    <w:p/>
-    <w:p>
-      <w:r>
+    <w:p>
+      <w:pPr>
+        <w:pStyle w:val="Normal"/>
+        <w:rPr/>
+      </w:pPr>
+      <w:r>
+        <w:rPr/>
+      </w:r>
+    </w:p>
+    <w:p>
+      <w:pPr>
+        <w:pStyle w:val="Normal"/>
+        <w:rPr/>
+      </w:pPr>
+      <w:r>
+        <w:rPr/>
         <w:t xml:space="preserve">He pensado que voy a hacer la web de las películas de Spiderman </w:t>
       </w:r>
     </w:p>
     <w:p>
-      <w:r>
-        <w:t xml:space="preserve">He buscado en el buscador Spiderman para ver que me </w:t>
-      </w:r>
-      <w:proofErr w:type="spellStart"/>
-      <w:r>
-        <w:t>salia</w:t>
-      </w:r>
-      <w:proofErr w:type="spellEnd"/>
-      <w:r>
-        <w:t xml:space="preserve"> y esto es lo que me sale </w:t>
-      </w:r>
-    </w:p>
-    <w:p>
-      <w:r>
-        <w:rPr>
-          <w:noProof/>
-        </w:rPr>
+      <w:pPr>
+        <w:pStyle w:val="Normal"/>
+        <w:rPr/>
+      </w:pPr>
+      <w:r>
+        <w:rPr/>
+        <w:t xml:space="preserve">He buscado en el buscador Spiderman para ver que me salia y esto es lo que me sale </w:t>
+      </w:r>
+    </w:p>
+    <w:p>
+      <w:pPr>
+        <w:pStyle w:val="Normal"/>
+        <w:rPr/>
+      </w:pPr>
+      <w:r>
+        <w:rPr/>
         <w:drawing>
-          <wp:inline distT="0" distB="0" distL="0" distR="0" wp14:anchorId="39CC3BF6" wp14:editId="6B252767">
+          <wp:inline distT="0" distB="0" distL="0" distR="0">
             <wp:extent cx="5400040" cy="1505585"/>
             <wp:effectExtent l="0" t="0" r="0" b="0"/>
-            <wp:docPr id="1" name="Imagen 1"/>
+            <wp:docPr id="1" name="Imagen 1" descr=""/>
             <wp:cNvGraphicFramePr>
               <a:graphicFrameLocks xmlns:a="http://schemas.openxmlformats.org/drawingml/2006/main" noChangeAspect="1"/>
             </wp:cNvGraphicFramePr>
@@ -73,13 +94,13 @@
               <a:graphicData uri="http://schemas.openxmlformats.org/drawingml/2006/picture">
                 <pic:pic xmlns:pic="http://schemas.openxmlformats.org/drawingml/2006/picture">
                   <pic:nvPicPr>
-                    <pic:cNvPr id="1" name="Imagen 1"/>
+                    <pic:cNvPr id="1" name="Imagen 1" descr=""/>
                     <pic:cNvPicPr>
                       <a:picLocks noChangeAspect="1" noChangeArrowheads="1"/>
                     </pic:cNvPicPr>
                   </pic:nvPicPr>
                   <pic:blipFill>
-                    <a:blip r:embed="rId5"/>
+                    <a:blip r:embed="rId2"/>
                     <a:stretch>
                       <a:fillRect/>
                     </a:stretch>
@@ -101,33 +122,27 @@
       </w:r>
     </w:p>
     <w:p>
-      <w:r>
-        <w:t xml:space="preserve">He buscado en Google </w:t>
-      </w:r>
-      <w:proofErr w:type="spellStart"/>
-      <w:r>
-        <w:t>trends</w:t>
-      </w:r>
-      <w:proofErr w:type="spellEnd"/>
-      <w:r>
-        <w:t xml:space="preserve"> hombre araña como palabra clave, y me han salido </w:t>
-      </w:r>
-      <w:proofErr w:type="gramStart"/>
-      <w:r>
-        <w:t>estos resultado</w:t>
-      </w:r>
-      <w:proofErr w:type="gramEnd"/>
-    </w:p>
-    <w:p>
-      <w:r>
-        <w:rPr>
-          <w:noProof/>
-        </w:rPr>
+      <w:pPr>
+        <w:pStyle w:val="Normal"/>
+        <w:rPr/>
+      </w:pPr>
+      <w:r>
+        <w:rPr/>
+        <w:t>He buscado en Google trends hombre araña como palabra clave, y me han salido estos resultado</w:t>
+      </w:r>
+    </w:p>
+    <w:p>
+      <w:pPr>
+        <w:pStyle w:val="Normal"/>
+        <w:rPr/>
+      </w:pPr>
+      <w:r>
+        <w:rPr/>
         <w:drawing>
-          <wp:inline distT="0" distB="0" distL="0" distR="0" wp14:anchorId="0B658EDC" wp14:editId="52264BE3">
+          <wp:inline distT="0" distB="0" distL="0" distR="0">
             <wp:extent cx="5400040" cy="2874010"/>
             <wp:effectExtent l="0" t="0" r="0" b="0"/>
-            <wp:docPr id="2" name="Imagen 2"/>
+            <wp:docPr id="2" name="Imagen 2" descr=""/>
             <wp:cNvGraphicFramePr>
               <a:graphicFrameLocks xmlns:a="http://schemas.openxmlformats.org/drawingml/2006/main" noChangeAspect="1"/>
             </wp:cNvGraphicFramePr>
@@ -135,13 +150,13 @@
               <a:graphicData uri="http://schemas.openxmlformats.org/drawingml/2006/picture">
                 <pic:pic xmlns:pic="http://schemas.openxmlformats.org/drawingml/2006/picture">
                   <pic:nvPicPr>
-                    <pic:cNvPr id="2" name="Imagen 2"/>
+                    <pic:cNvPr id="2" name="Imagen 2" descr=""/>
                     <pic:cNvPicPr>
                       <a:picLocks noChangeAspect="1" noChangeArrowheads="1"/>
                     </pic:cNvPicPr>
                   </pic:nvPicPr>
                   <pic:blipFill>
-                    <a:blip r:embed="rId6"/>
+                    <a:blip r:embed="rId3"/>
                     <a:stretch>
                       <a:fillRect/>
                     </a:stretch>
@@ -163,16 +178,17 @@
       </w:r>
     </w:p>
     <w:p>
-      <w:r>
-        <w:rPr>
-          <w:noProof/>
-        </w:rPr>
-        <w:lastRenderedPageBreak/>
+      <w:pPr>
+        <w:pStyle w:val="Normal"/>
+        <w:rPr/>
+      </w:pPr>
+      <w:r>
+        <w:rPr/>
         <w:drawing>
-          <wp:inline distT="0" distB="0" distL="0" distR="0" wp14:anchorId="223A25A0" wp14:editId="2BC21CA7">
+          <wp:inline distT="0" distB="0" distL="0" distR="0">
             <wp:extent cx="5400040" cy="2518410"/>
             <wp:effectExtent l="0" t="0" r="0" b="0"/>
-            <wp:docPr id="3" name="Imagen 3"/>
+            <wp:docPr id="3" name="Imagen 3" descr=""/>
             <wp:cNvGraphicFramePr>
               <a:graphicFrameLocks xmlns:a="http://schemas.openxmlformats.org/drawingml/2006/main" noChangeAspect="1"/>
             </wp:cNvGraphicFramePr>
@@ -180,13 +196,13 @@
               <a:graphicData uri="http://schemas.openxmlformats.org/drawingml/2006/picture">
                 <pic:pic xmlns:pic="http://schemas.openxmlformats.org/drawingml/2006/picture">
                   <pic:nvPicPr>
-                    <pic:cNvPr id="3" name="Imagen 3"/>
+                    <pic:cNvPr id="3" name="Imagen 3" descr=""/>
                     <pic:cNvPicPr>
                       <a:picLocks noChangeAspect="1" noChangeArrowheads="1"/>
                     </pic:cNvPicPr>
                   </pic:nvPicPr>
                   <pic:blipFill>
-                    <a:blip r:embed="rId7"/>
+                    <a:blip r:embed="rId4"/>
                     <a:stretch>
                       <a:fillRect/>
                     </a:stretch>
@@ -208,33 +224,37 @@
       </w:r>
     </w:p>
     <w:p>
-      <w:r>
-        <w:t xml:space="preserve">No puedo indexar la </w:t>
-      </w:r>
-      <w:r>
-        <w:t>página</w:t>
-      </w:r>
-      <w:r>
-        <w:t xml:space="preserve"> web ya te </w:t>
-      </w:r>
-      <w:r>
-        <w:t>enseñé</w:t>
-      </w:r>
-      <w:r>
-        <w:t xml:space="preserve"> en clase lo que me pasaba </w:t>
-      </w:r>
-    </w:p>
-    <w:p>
-      <w:r>
+      <w:pPr>
+        <w:pStyle w:val="Normal"/>
+        <w:rPr/>
+      </w:pPr>
+      <w:r>
+        <w:rPr/>
+        <w:t xml:space="preserve">No puedo indexar la página web ya te enseñé en clase lo que me pasaba </w:t>
+      </w:r>
+    </w:p>
+    <w:p>
+      <w:pPr>
+        <w:pStyle w:val="Normal"/>
+        <w:rPr/>
+      </w:pPr>
+      <w:r>
+        <w:rPr/>
         <w:t xml:space="preserve">He investigado palabras claves de mi pagina web </w:t>
       </w:r>
     </w:p>
     <w:p>
       <w:pPr>
-        <w:spacing w:before="100" w:beforeAutospacing="1" w:after="100" w:afterAutospacing="1" w:line="240" w:lineRule="auto"/>
+        <w:pStyle w:val="Normal"/>
+        <w:numPr>
+          <w:ilvl w:val="0"/>
+          <w:numId w:val="0"/>
+        </w:numPr>
+        <w:spacing w:lineRule="auto" w:line="240" w:beforeAutospacing="1" w:afterAutospacing="1"/>
         <w:outlineLvl w:val="1"/>
         <w:rPr>
-          <w:rFonts w:ascii="Times New Roman" w:eastAsia="Times New Roman" w:hAnsi="Times New Roman" w:cs="Times New Roman"/>
+          <w:rFonts w:ascii="Times New Roman" w:hAnsi="Times New Roman" w:eastAsia="Times New Roman" w:cs="Times New Roman"/>
+          <w:b/>
           <w:b/>
           <w:bCs/>
           <w:sz w:val="36"/>
@@ -244,7 +264,7 @@
       </w:pPr>
       <w:r>
         <w:rPr>
-          <w:rFonts w:ascii="Times New Roman" w:eastAsia="Times New Roman" w:hAnsi="Times New Roman" w:cs="Times New Roman"/>
+          <w:rFonts w:eastAsia="Times New Roman" w:cs="Times New Roman" w:ascii="Times New Roman" w:hAnsi="Times New Roman"/>
           <w:b/>
           <w:bCs/>
           <w:sz w:val="36"/>
@@ -256,13 +276,14 @@
     </w:p>
     <w:p>
       <w:pPr>
+        <w:pStyle w:val="Normal"/>
         <w:numPr>
           <w:ilvl w:val="0"/>
           <w:numId w:val="1"/>
         </w:numPr>
-        <w:spacing w:before="100" w:beforeAutospacing="1" w:after="100" w:afterAutospacing="1" w:line="240" w:lineRule="auto"/>
+        <w:spacing w:lineRule="auto" w:line="240" w:beforeAutospacing="1" w:after="0"/>
         <w:rPr>
-          <w:rFonts w:ascii="Times New Roman" w:eastAsia="Times New Roman" w:hAnsi="Times New Roman" w:cs="Times New Roman"/>
+          <w:rFonts w:ascii="Times New Roman" w:hAnsi="Times New Roman" w:eastAsia="Times New Roman" w:cs="Times New Roman"/>
           <w:sz w:val="24"/>
           <w:szCs w:val="24"/>
           <w:lang w:eastAsia="es-ES"/>
@@ -270,7 +291,7 @@
       </w:pPr>
       <w:r>
         <w:rPr>
-          <w:rFonts w:ascii="Times New Roman" w:eastAsia="Times New Roman" w:hAnsi="Times New Roman" w:cs="Times New Roman"/>
+          <w:rFonts w:eastAsia="Times New Roman" w:cs="Times New Roman" w:ascii="Times New Roman" w:hAnsi="Times New Roman"/>
           <w:sz w:val="24"/>
           <w:szCs w:val="24"/>
           <w:lang w:eastAsia="es-ES"/>
@@ -280,13 +301,14 @@
     </w:p>
     <w:p>
       <w:pPr>
+        <w:pStyle w:val="Normal"/>
         <w:numPr>
           <w:ilvl w:val="0"/>
           <w:numId w:val="1"/>
         </w:numPr>
-        <w:spacing w:before="100" w:beforeAutospacing="1" w:after="100" w:afterAutospacing="1" w:line="240" w:lineRule="auto"/>
+        <w:spacing w:lineRule="auto" w:line="240" w:before="0" w:after="0"/>
         <w:rPr>
-          <w:rFonts w:ascii="Times New Roman" w:eastAsia="Times New Roman" w:hAnsi="Times New Roman" w:cs="Times New Roman"/>
+          <w:rFonts w:ascii="Times New Roman" w:hAnsi="Times New Roman" w:eastAsia="Times New Roman" w:cs="Times New Roman"/>
           <w:sz w:val="24"/>
           <w:szCs w:val="24"/>
           <w:lang w:eastAsia="es-ES"/>
@@ -294,7 +316,7 @@
       </w:pPr>
       <w:r>
         <w:rPr>
-          <w:rFonts w:ascii="Times New Roman" w:eastAsia="Times New Roman" w:hAnsi="Times New Roman" w:cs="Times New Roman"/>
+          <w:rFonts w:eastAsia="Times New Roman" w:cs="Times New Roman" w:ascii="Times New Roman" w:hAnsi="Times New Roman"/>
           <w:sz w:val="24"/>
           <w:szCs w:val="24"/>
           <w:lang w:eastAsia="es-ES"/>
@@ -304,13 +326,14 @@
     </w:p>
     <w:p>
       <w:pPr>
+        <w:pStyle w:val="Normal"/>
         <w:numPr>
           <w:ilvl w:val="0"/>
           <w:numId w:val="1"/>
         </w:numPr>
-        <w:spacing w:before="100" w:beforeAutospacing="1" w:after="100" w:afterAutospacing="1" w:line="240" w:lineRule="auto"/>
+        <w:spacing w:lineRule="auto" w:line="240" w:before="0" w:after="0"/>
         <w:rPr>
-          <w:rFonts w:ascii="Times New Roman" w:eastAsia="Times New Roman" w:hAnsi="Times New Roman" w:cs="Times New Roman"/>
+          <w:rFonts w:ascii="Times New Roman" w:hAnsi="Times New Roman" w:eastAsia="Times New Roman" w:cs="Times New Roman"/>
           <w:sz w:val="24"/>
           <w:szCs w:val="24"/>
           <w:lang w:eastAsia="es-ES"/>
@@ -318,7 +341,7 @@
       </w:pPr>
       <w:r>
         <w:rPr>
-          <w:rFonts w:ascii="Times New Roman" w:eastAsia="Times New Roman" w:hAnsi="Times New Roman" w:cs="Times New Roman"/>
+          <w:rFonts w:eastAsia="Times New Roman" w:cs="Times New Roman" w:ascii="Times New Roman" w:hAnsi="Times New Roman"/>
           <w:sz w:val="24"/>
           <w:szCs w:val="24"/>
           <w:lang w:eastAsia="es-ES"/>
@@ -328,13 +351,14 @@
     </w:p>
     <w:p>
       <w:pPr>
+        <w:pStyle w:val="Normal"/>
         <w:numPr>
           <w:ilvl w:val="0"/>
           <w:numId w:val="1"/>
         </w:numPr>
-        <w:spacing w:before="100" w:beforeAutospacing="1" w:after="100" w:afterAutospacing="1" w:line="240" w:lineRule="auto"/>
+        <w:spacing w:lineRule="auto" w:line="240" w:before="0" w:after="0"/>
         <w:rPr>
-          <w:rFonts w:ascii="Times New Roman" w:eastAsia="Times New Roman" w:hAnsi="Times New Roman" w:cs="Times New Roman"/>
+          <w:rFonts w:ascii="Times New Roman" w:hAnsi="Times New Roman" w:eastAsia="Times New Roman" w:cs="Times New Roman"/>
           <w:sz w:val="24"/>
           <w:szCs w:val="24"/>
           <w:lang w:eastAsia="es-ES"/>
@@ -342,7 +366,7 @@
       </w:pPr>
       <w:r>
         <w:rPr>
-          <w:rFonts w:ascii="Times New Roman" w:eastAsia="Times New Roman" w:hAnsi="Times New Roman" w:cs="Times New Roman"/>
+          <w:rFonts w:eastAsia="Times New Roman" w:cs="Times New Roman" w:ascii="Times New Roman" w:hAnsi="Times New Roman"/>
           <w:sz w:val="24"/>
           <w:szCs w:val="24"/>
           <w:lang w:eastAsia="es-ES"/>
@@ -352,13 +376,14 @@
     </w:p>
     <w:p>
       <w:pPr>
+        <w:pStyle w:val="Normal"/>
         <w:numPr>
           <w:ilvl w:val="0"/>
           <w:numId w:val="1"/>
         </w:numPr>
-        <w:spacing w:before="100" w:beforeAutospacing="1" w:after="100" w:afterAutospacing="1" w:line="240" w:lineRule="auto"/>
+        <w:spacing w:lineRule="auto" w:line="240" w:before="0" w:after="0"/>
         <w:rPr>
-          <w:rFonts w:ascii="Times New Roman" w:eastAsia="Times New Roman" w:hAnsi="Times New Roman" w:cs="Times New Roman"/>
+          <w:rFonts w:ascii="Times New Roman" w:hAnsi="Times New Roman" w:eastAsia="Times New Roman" w:cs="Times New Roman"/>
           <w:sz w:val="24"/>
           <w:szCs w:val="24"/>
           <w:lang w:eastAsia="es-ES"/>
@@ -366,7 +391,7 @@
       </w:pPr>
       <w:r>
         <w:rPr>
-          <w:rFonts w:ascii="Times New Roman" w:eastAsia="Times New Roman" w:hAnsi="Times New Roman" w:cs="Times New Roman"/>
+          <w:rFonts w:eastAsia="Times New Roman" w:cs="Times New Roman" w:ascii="Times New Roman" w:hAnsi="Times New Roman"/>
           <w:sz w:val="24"/>
           <w:szCs w:val="24"/>
           <w:lang w:eastAsia="es-ES"/>
@@ -376,13 +401,14 @@
     </w:p>
     <w:p>
       <w:pPr>
+        <w:pStyle w:val="Normal"/>
         <w:numPr>
           <w:ilvl w:val="0"/>
           <w:numId w:val="1"/>
         </w:numPr>
-        <w:spacing w:before="100" w:beforeAutospacing="1" w:after="100" w:afterAutospacing="1" w:line="240" w:lineRule="auto"/>
+        <w:spacing w:lineRule="auto" w:line="240" w:before="0" w:after="0"/>
         <w:rPr>
-          <w:rFonts w:ascii="Times New Roman" w:eastAsia="Times New Roman" w:hAnsi="Times New Roman" w:cs="Times New Roman"/>
+          <w:rFonts w:ascii="Times New Roman" w:hAnsi="Times New Roman" w:eastAsia="Times New Roman" w:cs="Times New Roman"/>
           <w:sz w:val="24"/>
           <w:szCs w:val="24"/>
           <w:lang w:eastAsia="es-ES"/>
@@ -390,7 +416,7 @@
       </w:pPr>
       <w:r>
         <w:rPr>
-          <w:rFonts w:ascii="Times New Roman" w:eastAsia="Times New Roman" w:hAnsi="Times New Roman" w:cs="Times New Roman"/>
+          <w:rFonts w:eastAsia="Times New Roman" w:cs="Times New Roman" w:ascii="Times New Roman" w:hAnsi="Times New Roman"/>
           <w:sz w:val="24"/>
           <w:szCs w:val="24"/>
           <w:lang w:eastAsia="es-ES"/>
@@ -400,13 +426,14 @@
     </w:p>
     <w:p>
       <w:pPr>
+        <w:pStyle w:val="Normal"/>
         <w:numPr>
           <w:ilvl w:val="0"/>
           <w:numId w:val="1"/>
         </w:numPr>
-        <w:spacing w:before="100" w:beforeAutospacing="1" w:after="100" w:afterAutospacing="1" w:line="240" w:lineRule="auto"/>
+        <w:spacing w:lineRule="auto" w:line="240" w:before="0" w:after="0"/>
         <w:rPr>
-          <w:rFonts w:ascii="Times New Roman" w:eastAsia="Times New Roman" w:hAnsi="Times New Roman" w:cs="Times New Roman"/>
+          <w:rFonts w:ascii="Times New Roman" w:hAnsi="Times New Roman" w:eastAsia="Times New Roman" w:cs="Times New Roman"/>
           <w:sz w:val="24"/>
           <w:szCs w:val="24"/>
           <w:lang w:eastAsia="es-ES"/>
@@ -414,7 +441,7 @@
       </w:pPr>
       <w:r>
         <w:rPr>
-          <w:rFonts w:ascii="Times New Roman" w:eastAsia="Times New Roman" w:hAnsi="Times New Roman" w:cs="Times New Roman"/>
+          <w:rFonts w:eastAsia="Times New Roman" w:cs="Times New Roman" w:ascii="Times New Roman" w:hAnsi="Times New Roman"/>
           <w:sz w:val="24"/>
           <w:szCs w:val="24"/>
           <w:lang w:eastAsia="es-ES"/>
@@ -424,50 +451,70 @@
     </w:p>
     <w:p>
       <w:pPr>
+        <w:pStyle w:val="Normal"/>
         <w:numPr>
           <w:ilvl w:val="0"/>
           <w:numId w:val="1"/>
         </w:numPr>
-        <w:spacing w:before="100" w:beforeAutospacing="1" w:after="100" w:afterAutospacing="1" w:line="240" w:lineRule="auto"/>
+        <w:spacing w:lineRule="auto" w:line="240" w:before="0" w:afterAutospacing="1"/>
         <w:rPr>
-          <w:rFonts w:ascii="Times New Roman" w:eastAsia="Times New Roman" w:hAnsi="Times New Roman" w:cs="Times New Roman"/>
+          <w:rFonts w:ascii="Times New Roman" w:hAnsi="Times New Roman" w:eastAsia="Times New Roman" w:cs="Times New Roman"/>
           <w:sz w:val="24"/>
           <w:szCs w:val="24"/>
           <w:lang w:eastAsia="es-ES"/>
         </w:rPr>
       </w:pPr>
-      <w:proofErr w:type="spellStart"/>
       <w:r>
         <w:rPr>
-          <w:rFonts w:ascii="Times New Roman" w:eastAsia="Times New Roman" w:hAnsi="Times New Roman" w:cs="Times New Roman"/>
+          <w:rFonts w:eastAsia="Times New Roman" w:cs="Times New Roman" w:ascii="Times New Roman" w:hAnsi="Times New Roman"/>
           <w:sz w:val="24"/>
           <w:szCs w:val="24"/>
           <w:lang w:eastAsia="es-ES"/>
         </w:rPr>
         <w:t>Spiderverse</w:t>
       </w:r>
-      <w:proofErr w:type="spellEnd"/>
-    </w:p>
-    <w:p/>
-    <w:p/>
-    <w:p>
-      <w:r>
-        <w:t xml:space="preserve"> URL </w:t>
-      </w:r>
-      <w:r>
-        <w:t>C</w:t>
-      </w:r>
-      <w:r>
-        <w:t xml:space="preserve">anonical </w:t>
-      </w:r>
-    </w:p>
-    <w:p>
-      <w:r>
-        <w:rPr>
-          <w:noProof/>
-        </w:rPr>
+    </w:p>
+    <w:p>
+      <w:pPr>
+        <w:pStyle w:val="Normal"/>
+        <w:rPr/>
+      </w:pPr>
+      <w:r>
+        <w:rPr/>
+      </w:r>
+    </w:p>
+    <w:p>
+      <w:pPr>
+        <w:pStyle w:val="Normal"/>
+        <w:rPr/>
+      </w:pPr>
+      <w:r>
+        <w:rPr/>
+      </w:r>
+    </w:p>
+    <w:p>
+      <w:pPr>
+        <w:pStyle w:val="Normal"/>
+        <w:rPr/>
+      </w:pPr>
+      <w:r>
+        <w:rPr/>
+        <w:t xml:space="preserve"> </w:t>
+      </w:r>
+      <w:r>
+        <w:rPr/>
+        <w:t xml:space="preserve">URL Canonical </w:t>
+      </w:r>
+    </w:p>
+    <w:p>
+      <w:pPr>
+        <w:pStyle w:val="Normal"/>
+        <w:rPr/>
+      </w:pPr>
+      <w:r>
+        <w:rPr/>
         <w:drawing>
-          <wp:anchor distT="0" distB="0" distL="0" distR="0" simplePos="0" relativeHeight="5" behindDoc="0" locked="0" layoutInCell="1" allowOverlap="1" wp14:anchorId="50D20EFB" wp14:editId="259584A2">
+          <wp:anchor behindDoc="0" distT="0" distB="0" distL="0" distR="0" simplePos="0" locked="0" layoutInCell="1" allowOverlap="1" relativeHeight="2">
             <wp:simplePos x="0" y="0"/>
             <wp:positionH relativeFrom="column">
               <wp:align>center</wp:align>
@@ -478,7 +525,7 @@
             <wp:extent cx="4410075" cy="238125"/>
             <wp:effectExtent l="0" t="0" r="0" b="0"/>
             <wp:wrapSquare wrapText="largest"/>
-            <wp:docPr id="4" name="Image1"/>
+            <wp:docPr id="4" name="Image1" descr=""/>
             <wp:cNvGraphicFramePr>
               <a:graphicFrameLocks xmlns:a="http://schemas.openxmlformats.org/drawingml/2006/main" noChangeAspect="1"/>
             </wp:cNvGraphicFramePr>
@@ -486,13 +533,13 @@
               <a:graphicData uri="http://schemas.openxmlformats.org/drawingml/2006/picture">
                 <pic:pic xmlns:pic="http://schemas.openxmlformats.org/drawingml/2006/picture">
                   <pic:nvPicPr>
-                    <pic:cNvPr id="4" name="Image1"/>
+                    <pic:cNvPr id="4" name="Image1" descr=""/>
                     <pic:cNvPicPr>
                       <a:picLocks noChangeAspect="1" noChangeArrowheads="1"/>
                     </pic:cNvPicPr>
                   </pic:nvPicPr>
                   <pic:blipFill>
-                    <a:blip r:embed="rId8"/>
+                    <a:blip r:embed="rId5"/>
                     <a:stretch>
                       <a:fillRect/>
                     </a:stretch>
@@ -514,30 +561,34 @@
       </w:r>
     </w:p>
     <w:p>
-      <w:proofErr w:type="spellStart"/>
-      <w:r>
-        <w:t>Favicon</w:t>
-      </w:r>
-      <w:proofErr w:type="spellEnd"/>
-      <w:r>
-        <w:t xml:space="preserve"> </w:t>
-      </w:r>
-    </w:p>
-    <w:p>
+      <w:pPr>
+        <w:pStyle w:val="Normal"/>
+        <w:rPr/>
+      </w:pPr>
+      <w:r>
+        <w:rPr/>
+        <w:t xml:space="preserve">Favicon </w:t>
+      </w:r>
+    </w:p>
+    <w:p>
+      <w:pPr>
+        <w:pStyle w:val="Normal"/>
+        <w:rPr/>
+      </w:pPr>
       <w:r>
         <w:drawing>
-          <wp:anchor distT="0" distB="0" distL="114300" distR="114300" simplePos="0" relativeHeight="251659264" behindDoc="0" locked="0" layoutInCell="1" allowOverlap="1" wp14:anchorId="559C91AF" wp14:editId="52235A04">
-            <wp:simplePos x="1079500" y="7626350"/>
+          <wp:anchor behindDoc="0" distT="0" distB="0" distL="0" distR="114300" simplePos="0" locked="0" layoutInCell="1" allowOverlap="1" relativeHeight="7">
+            <wp:simplePos x="0" y="0"/>
             <wp:positionH relativeFrom="column">
               <wp:align>left</wp:align>
             </wp:positionH>
             <wp:positionV relativeFrom="paragraph">
-              <wp:align>top</wp:align>
+              <wp:posOffset>635</wp:posOffset>
             </wp:positionV>
-            <wp:extent cx="1587500" cy="335600"/>
-            <wp:effectExtent l="0" t="0" r="0" b="7620"/>
+            <wp:extent cx="1587500" cy="335280"/>
+            <wp:effectExtent l="0" t="0" r="0" b="0"/>
             <wp:wrapSquare wrapText="bothSides"/>
-            <wp:docPr id="10" name="Imagen 10"/>
+            <wp:docPr id="5" name="Imagen 10" descr=""/>
             <wp:cNvGraphicFramePr>
               <a:graphicFrameLocks xmlns:a="http://schemas.openxmlformats.org/drawingml/2006/main" noChangeAspect="1"/>
             </wp:cNvGraphicFramePr>
@@ -545,25 +596,21 @@
               <a:graphicData uri="http://schemas.openxmlformats.org/drawingml/2006/picture">
                 <pic:pic xmlns:pic="http://schemas.openxmlformats.org/drawingml/2006/picture">
                   <pic:nvPicPr>
-                    <pic:cNvPr id="1" name=""/>
-                    <pic:cNvPicPr/>
+                    <pic:cNvPr id="5" name="Imagen 10" descr=""/>
+                    <pic:cNvPicPr>
+                      <a:picLocks noChangeAspect="1" noChangeArrowheads="1"/>
+                    </pic:cNvPicPr>
                   </pic:nvPicPr>
                   <pic:blipFill>
-                    <a:blip r:embed="rId9" cstate="print">
-                      <a:extLst>
-                        <a:ext uri="{28A0092B-C50C-407E-A947-70E740481C1C}">
-                          <a14:useLocalDpi xmlns:a14="http://schemas.microsoft.com/office/drawing/2010/main" val="0"/>
-                        </a:ext>
-                      </a:extLst>
-                    </a:blip>
+                    <a:blip r:embed="rId6"/>
                     <a:stretch>
                       <a:fillRect/>
                     </a:stretch>
                   </pic:blipFill>
-                  <pic:spPr>
+                  <pic:spPr bwMode="auto">
                     <a:xfrm>
                       <a:off x="0" y="0"/>
-                      <a:ext cx="1587500" cy="335600"/>
+                      <a:ext cx="1587500" cy="335280"/>
                     </a:xfrm>
                     <a:prstGeom prst="rect">
                       <a:avLst/>
@@ -576,24 +623,23 @@
         </w:drawing>
       </w:r>
       <w:r>
-        <w:t xml:space="preserve">te tienes que meter en esta web para hacer el </w:t>
-      </w:r>
-      <w:proofErr w:type="spellStart"/>
-      <w:r>
-        <w:t>favicon</w:t>
-      </w:r>
-      <w:proofErr w:type="spellEnd"/>
-      <w:r>
-        <w:br w:type="textWrapping" w:clear="all"/>
-      </w:r>
-    </w:p>
-    <w:p>
-      <w:r>
-        <w:rPr>
-          <w:noProof/>
-        </w:rPr>
+        <w:rPr/>
+        <w:t>t</w:t>
+      </w:r>
+      <w:r>
+        <w:rPr/>
+        <w:t>e tienes que meter en esta web para hacer el favicon</w:t>
+        <w:br/>
+      </w:r>
+    </w:p>
+    <w:p>
+      <w:pPr>
+        <w:pStyle w:val="Normal"/>
+        <w:rPr/>
+      </w:pPr>
+      <w:r>
         <w:drawing>
-          <wp:anchor distT="0" distB="0" distL="0" distR="0" simplePos="0" relativeHeight="6" behindDoc="0" locked="0" layoutInCell="1" allowOverlap="1" wp14:anchorId="740DFF55" wp14:editId="68743262">
+          <wp:anchor behindDoc="0" distT="0" distB="0" distL="0" distR="0" simplePos="0" locked="0" layoutInCell="1" allowOverlap="1" relativeHeight="3">
             <wp:simplePos x="0" y="0"/>
             <wp:positionH relativeFrom="margin">
               <wp:align>left</wp:align>
@@ -602,9 +648,9 @@
               <wp:posOffset>1527175</wp:posOffset>
             </wp:positionV>
             <wp:extent cx="2876550" cy="200025"/>
-            <wp:effectExtent l="0" t="0" r="0" b="9525"/>
+            <wp:effectExtent l="0" t="0" r="0" b="0"/>
             <wp:wrapNone/>
-            <wp:docPr id="5" name="Image2"/>
+            <wp:docPr id="6" name="Image2" descr=""/>
             <wp:cNvGraphicFramePr>
               <a:graphicFrameLocks xmlns:a="http://schemas.openxmlformats.org/drawingml/2006/main" noChangeAspect="1"/>
             </wp:cNvGraphicFramePr>
@@ -612,13 +658,13 @@
               <a:graphicData uri="http://schemas.openxmlformats.org/drawingml/2006/picture">
                 <pic:pic xmlns:pic="http://schemas.openxmlformats.org/drawingml/2006/picture">
                   <pic:nvPicPr>
-                    <pic:cNvPr id="5" name="Image2"/>
+                    <pic:cNvPr id="6" name="Image2" descr=""/>
                     <pic:cNvPicPr>
                       <a:picLocks noChangeAspect="1" noChangeArrowheads="1"/>
                     </pic:cNvPicPr>
                   </pic:nvPicPr>
                   <pic:blipFill>
-                    <a:blip r:embed="rId10"/>
+                    <a:blip r:embed="rId7"/>
                     <a:stretch>
                       <a:fillRect/>
                     </a:stretch>
@@ -637,21 +683,19 @@
             </a:graphic>
           </wp:anchor>
         </w:drawing>
-      </w:r>
-      <w:r>
         <w:drawing>
-          <wp:anchor distT="0" distB="0" distL="114300" distR="114300" simplePos="0" relativeHeight="251658240" behindDoc="0" locked="0" layoutInCell="1" allowOverlap="1" wp14:anchorId="3C5F4343" wp14:editId="4CEC23C4">
-            <wp:simplePos x="1079500" y="8089900"/>
+          <wp:anchor behindDoc="0" distT="0" distB="0" distL="0" distR="114300" simplePos="0" locked="0" layoutInCell="1" allowOverlap="1" relativeHeight="6">
+            <wp:simplePos x="0" y="0"/>
             <wp:positionH relativeFrom="column">
               <wp:align>left</wp:align>
             </wp:positionH>
             <wp:positionV relativeFrom="paragraph">
-              <wp:align>top</wp:align>
+              <wp:posOffset>635</wp:posOffset>
             </wp:positionV>
-            <wp:extent cx="905001" cy="1200318"/>
+            <wp:extent cx="904875" cy="1200150"/>
             <wp:effectExtent l="0" t="0" r="0" b="0"/>
             <wp:wrapSquare wrapText="bothSides"/>
-            <wp:docPr id="9" name="Imagen 9"/>
+            <wp:docPr id="7" name="Imagen 9" descr=""/>
             <wp:cNvGraphicFramePr>
               <a:graphicFrameLocks xmlns:a="http://schemas.openxmlformats.org/drawingml/2006/main" noChangeAspect="1"/>
             </wp:cNvGraphicFramePr>
@@ -659,25 +703,21 @@
               <a:graphicData uri="http://schemas.openxmlformats.org/drawingml/2006/picture">
                 <pic:pic xmlns:pic="http://schemas.openxmlformats.org/drawingml/2006/picture">
                   <pic:nvPicPr>
-                    <pic:cNvPr id="1" name=""/>
-                    <pic:cNvPicPr/>
+                    <pic:cNvPr id="7" name="Imagen 9" descr=""/>
+                    <pic:cNvPicPr>
+                      <a:picLocks noChangeAspect="1" noChangeArrowheads="1"/>
+                    </pic:cNvPicPr>
                   </pic:nvPicPr>
                   <pic:blipFill>
-                    <a:blip r:embed="rId11">
-                      <a:extLst>
-                        <a:ext uri="{28A0092B-C50C-407E-A947-70E740481C1C}">
-                          <a14:useLocalDpi xmlns:a14="http://schemas.microsoft.com/office/drawing/2010/main" val="0"/>
-                        </a:ext>
-                      </a:extLst>
-                    </a:blip>
+                    <a:blip r:embed="rId8"/>
                     <a:stretch>
                       <a:fillRect/>
                     </a:stretch>
                   </pic:blipFill>
-                  <pic:spPr>
+                  <pic:spPr bwMode="auto">
                     <a:xfrm>
                       <a:off x="0" y="0"/>
-                      <a:ext cx="905001" cy="1200318"/>
+                      <a:ext cx="904875" cy="1200150"/>
                     </a:xfrm>
                     <a:prstGeom prst="rect">
                       <a:avLst/>
@@ -689,21 +729,32 @@
           </wp:anchor>
         </w:drawing>
       </w:r>
-      <w:proofErr w:type="spellStart"/>
-      <w:r>
-        <w:t>Favicon</w:t>
-      </w:r>
-      <w:proofErr w:type="spellEnd"/>
-      <w:r>
-        <w:t xml:space="preserve"> elegido</w:t>
-      </w:r>
-      <w:r>
-        <w:br w:type="textWrapping" w:clear="all"/>
-      </w:r>
-    </w:p>
-    <w:p/>
-    <w:p>
-      <w:r>
+      <w:r>
+        <w:rPr/>
+        <w:t>F</w:t>
+      </w:r>
+      <w:r>
+        <w:rPr/>
+        <w:t>avicon elegido</w:t>
+        <w:br/>
+      </w:r>
+    </w:p>
+    <w:p>
+      <w:pPr>
+        <w:pStyle w:val="Normal"/>
+        <w:rPr/>
+      </w:pPr>
+      <w:r>
+        <w:rPr/>
+      </w:r>
+    </w:p>
+    <w:p>
+      <w:pPr>
+        <w:pStyle w:val="Normal"/>
+        <w:rPr/>
+      </w:pPr>
+      <w:r>
+        <w:rPr/>
         <w:t>Metadato para los robots, con este ajuste le decimos a los robots que indexen todos los enlaces de las páginas</w:t>
       </w:r>
       <w:r>
@@ -714,16 +765,17 @@
       </w:r>
     </w:p>
     <w:p>
-      <w:r>
-        <w:rPr>
-          <w:noProof/>
-          <w:u w:val="single"/>
-        </w:rPr>
+      <w:pPr>
+        <w:pStyle w:val="Normal"/>
+        <w:rPr/>
+      </w:pPr>
+      <w:r>
+        <w:rPr/>
         <w:drawing>
-          <wp:inline distT="0" distB="0" distL="0" distR="0" wp14:anchorId="7AD49614" wp14:editId="488E8124">
+          <wp:inline distT="0" distB="0" distL="0" distR="0">
             <wp:extent cx="4525010" cy="285750"/>
             <wp:effectExtent l="0" t="0" r="0" b="0"/>
-            <wp:docPr id="6" name="Image3"/>
+            <wp:docPr id="8" name="Image3" descr=""/>
             <wp:cNvGraphicFramePr>
               <a:graphicFrameLocks xmlns:a="http://schemas.openxmlformats.org/drawingml/2006/main" noChangeAspect="1"/>
             </wp:cNvGraphicFramePr>
@@ -731,13 +783,13 @@
               <a:graphicData uri="http://schemas.openxmlformats.org/drawingml/2006/picture">
                 <pic:pic xmlns:pic="http://schemas.openxmlformats.org/drawingml/2006/picture">
                   <pic:nvPicPr>
-                    <pic:cNvPr id="6" name="Image3"/>
+                    <pic:cNvPr id="8" name="Image3" descr=""/>
                     <pic:cNvPicPr>
                       <a:picLocks noChangeAspect="1" noChangeArrowheads="1"/>
                     </pic:cNvPicPr>
                   </pic:nvPicPr>
                   <pic:blipFill>
-                    <a:blip r:embed="rId12"/>
+                    <a:blip r:embed="rId9"/>
                     <a:stretch>
                       <a:fillRect/>
                     </a:stretch>
@@ -759,12 +811,13 @@
       </w:r>
     </w:p>
     <w:p>
-      <w:r>
-        <w:rPr>
-          <w:noProof/>
-        </w:rPr>
+      <w:pPr>
+        <w:pStyle w:val="Normal"/>
+        <w:rPr/>
+      </w:pPr>
+      <w:r>
         <w:drawing>
-          <wp:anchor distT="0" distB="0" distL="0" distR="0" simplePos="0" relativeHeight="8" behindDoc="0" locked="0" layoutInCell="1" allowOverlap="1" wp14:anchorId="1DFD0FEE" wp14:editId="4049F88C">
+          <wp:anchor behindDoc="0" distT="0" distB="0" distL="0" distR="0" simplePos="0" locked="0" layoutInCell="1" allowOverlap="1" relativeHeight="4">
             <wp:simplePos x="0" y="0"/>
             <wp:positionH relativeFrom="column">
               <wp:posOffset>-6350</wp:posOffset>
@@ -775,7 +828,7 @@
             <wp:extent cx="5400040" cy="540385"/>
             <wp:effectExtent l="0" t="0" r="0" b="0"/>
             <wp:wrapNone/>
-            <wp:docPr id="7" name="Image4"/>
+            <wp:docPr id="9" name="Image4" descr=""/>
             <wp:cNvGraphicFramePr>
               <a:graphicFrameLocks xmlns:a="http://schemas.openxmlformats.org/drawingml/2006/main" noChangeAspect="1"/>
             </wp:cNvGraphicFramePr>
@@ -783,13 +836,13 @@
               <a:graphicData uri="http://schemas.openxmlformats.org/drawingml/2006/picture">
                 <pic:pic xmlns:pic="http://schemas.openxmlformats.org/drawingml/2006/picture">
                   <pic:nvPicPr>
-                    <pic:cNvPr id="7" name="Image4"/>
+                    <pic:cNvPr id="9" name="Image4" descr=""/>
                     <pic:cNvPicPr>
                       <a:picLocks noChangeAspect="1" noChangeArrowheads="1"/>
                     </pic:cNvPicPr>
                   </pic:nvPicPr>
                   <pic:blipFill>
-                    <a:blip r:embed="rId13"/>
+                    <a:blip r:embed="rId10"/>
                     <a:stretch>
                       <a:fillRect/>
                     </a:stretch>
@@ -810,23 +863,54 @@
         </w:drawing>
       </w:r>
       <w:r>
-        <w:t xml:space="preserve">metadato para que al compartir salga la imagen que queramos </w:t>
-      </w:r>
-    </w:p>
-    <w:p/>
-    <w:p/>
-    <w:p>
-      <w:r>
+        <w:rPr/>
+        <w:t>m</w:t>
+      </w:r>
+      <w:r>
+        <w:rPr/>
+        <w:t xml:space="preserve">etadato para que al compartir salga la imagen que queramos </w:t>
+      </w:r>
+    </w:p>
+    <w:p>
+      <w:pPr>
+        <w:pStyle w:val="Normal"/>
+        <w:rPr/>
+      </w:pPr>
+      <w:r>
+        <w:rPr/>
+      </w:r>
+    </w:p>
+    <w:p>
+      <w:pPr>
+        <w:pStyle w:val="Normal"/>
+        <w:rPr/>
+      </w:pPr>
+      <w:r>
+        <w:rPr/>
+      </w:r>
+    </w:p>
+    <w:p>
+      <w:pPr>
+        <w:pStyle w:val="Normal"/>
+        <w:rPr/>
+      </w:pPr>
+      <w:r>
+        <w:rPr/>
         <w:t xml:space="preserve">metadato para lo de las redes sociales  </w:t>
       </w:r>
     </w:p>
     <w:p>
-      <w:r>
+      <w:pPr>
+        <w:pStyle w:val="Normal"/>
+        <w:rPr/>
+      </w:pPr>
+      <w:r>
+        <w:rPr/>
         <w:drawing>
-          <wp:inline distT="0" distB="0" distL="0" distR="0" wp14:anchorId="46ED725F" wp14:editId="242FBC76">
+          <wp:inline distT="0" distB="0" distL="0" distR="0">
             <wp:extent cx="5400040" cy="101600"/>
             <wp:effectExtent l="0" t="0" r="0" b="0"/>
-            <wp:docPr id="11" name="Imagen 11"/>
+            <wp:docPr id="10" name="Imagen 11" descr=""/>
             <wp:cNvGraphicFramePr>
               <a:graphicFrameLocks xmlns:a="http://schemas.openxmlformats.org/drawingml/2006/main" noChangeAspect="1"/>
             </wp:cNvGraphicFramePr>
@@ -834,16 +918,18 @@
               <a:graphicData uri="http://schemas.openxmlformats.org/drawingml/2006/picture">
                 <pic:pic xmlns:pic="http://schemas.openxmlformats.org/drawingml/2006/picture">
                   <pic:nvPicPr>
-                    <pic:cNvPr id="1" name=""/>
-                    <pic:cNvPicPr/>
+                    <pic:cNvPr id="10" name="Imagen 11" descr=""/>
+                    <pic:cNvPicPr>
+                      <a:picLocks noChangeAspect="1" noChangeArrowheads="1"/>
+                    </pic:cNvPicPr>
                   </pic:nvPicPr>
                   <pic:blipFill>
-                    <a:blip r:embed="rId14"/>
+                    <a:blip r:embed="rId11"/>
                     <a:stretch>
                       <a:fillRect/>
                     </a:stretch>
                   </pic:blipFill>
-                  <pic:spPr>
+                  <pic:spPr bwMode="auto">
                     <a:xfrm>
                       <a:off x="0" y="0"/>
                       <a:ext cx="5400040" cy="101600"/>
@@ -860,41 +946,24 @@
       </w:r>
     </w:p>
     <w:p>
-      <w:proofErr w:type="spellStart"/>
-      <w:r>
-        <w:t>Loading</w:t>
-      </w:r>
-      <w:proofErr w:type="spellEnd"/>
-      <w:r>
-        <w:t xml:space="preserve"> </w:t>
-      </w:r>
-      <w:proofErr w:type="spellStart"/>
-      <w:r>
-        <w:t>lazy</w:t>
-      </w:r>
-      <w:proofErr w:type="spellEnd"/>
-      <w:r>
-        <w:t xml:space="preserve">, lo que significa que las </w:t>
-      </w:r>
-      <w:proofErr w:type="spellStart"/>
-      <w:r>
-        <w:t>imagenes</w:t>
-      </w:r>
-      <w:proofErr w:type="spellEnd"/>
-      <w:r>
-        <w:t xml:space="preserve"> hasta qu</w:t>
-      </w:r>
-      <w:r>
-        <w:t xml:space="preserve">e no bajemos no van a cargar </w:t>
-      </w:r>
-    </w:p>
-    <w:p>
-      <w:r>
-        <w:rPr>
-          <w:noProof/>
-        </w:rPr>
+      <w:pPr>
+        <w:pStyle w:val="Normal"/>
+        <w:rPr/>
+      </w:pPr>
+      <w:r>
+        <w:rPr/>
+        <w:t xml:space="preserve">Loading lazy, lo que significa que las imagenes hasta que no bajemos no van a cargar </w:t>
+      </w:r>
+    </w:p>
+    <w:p>
+      <w:pPr>
+        <w:pStyle w:val="Normal"/>
+        <w:rPr/>
+      </w:pPr>
+      <w:r>
+        <w:rPr/>
         <w:drawing>
-          <wp:anchor distT="0" distB="0" distL="0" distR="0" simplePos="0" relativeHeight="9" behindDoc="0" locked="0" layoutInCell="1" allowOverlap="1" wp14:anchorId="3E7EC8E1" wp14:editId="20ED3EC0">
+          <wp:anchor behindDoc="0" distT="0" distB="0" distL="0" distR="0" simplePos="0" locked="0" layoutInCell="1" allowOverlap="1" relativeHeight="5">
             <wp:simplePos x="0" y="0"/>
             <wp:positionH relativeFrom="column">
               <wp:align>center</wp:align>
@@ -905,7 +974,7 @@
             <wp:extent cx="5400040" cy="168910"/>
             <wp:effectExtent l="0" t="0" r="0" b="0"/>
             <wp:wrapSquare wrapText="largest"/>
-            <wp:docPr id="8" name="Image5"/>
+            <wp:docPr id="11" name="Image5" descr=""/>
             <wp:cNvGraphicFramePr>
               <a:graphicFrameLocks xmlns:a="http://schemas.openxmlformats.org/drawingml/2006/main" noChangeAspect="1"/>
             </wp:cNvGraphicFramePr>
@@ -913,13 +982,13 @@
               <a:graphicData uri="http://schemas.openxmlformats.org/drawingml/2006/picture">
                 <pic:pic xmlns:pic="http://schemas.openxmlformats.org/drawingml/2006/picture">
                   <pic:nvPicPr>
-                    <pic:cNvPr id="8" name="Image5"/>
+                    <pic:cNvPr id="11" name="Image5" descr=""/>
                     <pic:cNvPicPr>
                       <a:picLocks noChangeAspect="1" noChangeArrowheads="1"/>
                     </pic:cNvPicPr>
                   </pic:nvPicPr>
                   <pic:blipFill>
-                    <a:blip r:embed="rId15"/>
+                    <a:blip r:embed="rId12"/>
                     <a:stretch>
                       <a:fillRect/>
                     </a:stretch>
@@ -941,49 +1010,1166 @@
       </w:r>
     </w:p>
     <w:p>
-      <w:r>
-        <w:t xml:space="preserve">y yo las </w:t>
-      </w:r>
-      <w:proofErr w:type="spellStart"/>
-      <w:r>
-        <w:t>imagenes</w:t>
-      </w:r>
-      <w:proofErr w:type="spellEnd"/>
-      <w:r>
-        <w:t xml:space="preserve"> ya tengo todas las </w:t>
-      </w:r>
-      <w:proofErr w:type="spellStart"/>
-      <w:r>
-        <w:t>imagenes</w:t>
-      </w:r>
-      <w:proofErr w:type="spellEnd"/>
-      <w:r>
-        <w:t xml:space="preserve"> en </w:t>
-      </w:r>
-      <w:proofErr w:type="spellStart"/>
-      <w:r>
-        <w:t>webp</w:t>
-      </w:r>
-      <w:proofErr w:type="spellEnd"/>
-    </w:p>
-    <w:p/>
+      <w:pPr>
+        <w:pStyle w:val="Normal"/>
+        <w:rPr/>
+      </w:pPr>
+      <w:r>
+        <w:rPr/>
+        <w:t>y yo las imagenes ya tengo todas las imagenes en webp</w:t>
+      </w:r>
+    </w:p>
+    <w:p>
+      <w:pPr>
+        <w:pStyle w:val="Normal"/>
+        <w:rPr/>
+      </w:pPr>
+      <w:r>
+        <w:rPr/>
+      </w:r>
+    </w:p>
+    <w:p>
+      <w:pPr>
+        <w:pStyle w:val="Normal"/>
+        <w:rPr/>
+      </w:pPr>
+      <w:r>
+        <w:rPr/>
+        <w:t xml:space="preserve">Segundo Trimestre </w:t>
+      </w:r>
+    </w:p>
+    <w:p>
+      <w:pPr>
+        <w:pStyle w:val="Normal"/>
+        <w:rPr/>
+      </w:pPr>
+      <w:r>
+        <w:rPr/>
+      </w:r>
+    </w:p>
+    <w:p>
+      <w:pPr>
+        <w:pStyle w:val="Normal"/>
+        <w:rPr/>
+      </w:pPr>
+      <w:r>
+        <w:rPr/>
+        <w:t xml:space="preserve">Le metemos el json a todas nuestras webs </w:t>
+      </w:r>
+    </w:p>
+    <w:p>
+      <w:pPr>
+        <w:pStyle w:val="Normal"/>
+        <w:rPr/>
+      </w:pPr>
+      <w:r>
+        <w:rPr/>
+        <w:drawing>
+          <wp:anchor behindDoc="0" distT="0" distB="0" distL="0" distR="0" simplePos="0" locked="0" layoutInCell="1" allowOverlap="1" relativeHeight="8">
+            <wp:simplePos x="0" y="0"/>
+            <wp:positionH relativeFrom="column">
+              <wp:align>center</wp:align>
+            </wp:positionH>
+            <wp:positionV relativeFrom="paragraph">
+              <wp:posOffset>635</wp:posOffset>
+            </wp:positionV>
+            <wp:extent cx="5400040" cy="2107565"/>
+            <wp:effectExtent l="0" t="0" r="0" b="0"/>
+            <wp:wrapSquare wrapText="largest"/>
+            <wp:docPr id="12" name="Image6" descr=""/>
+            <wp:cNvGraphicFramePr>
+              <a:graphicFrameLocks xmlns:a="http://schemas.openxmlformats.org/drawingml/2006/main" noChangeAspect="1"/>
+            </wp:cNvGraphicFramePr>
+            <a:graphic xmlns:a="http://schemas.openxmlformats.org/drawingml/2006/main">
+              <a:graphicData uri="http://schemas.openxmlformats.org/drawingml/2006/picture">
+                <pic:pic xmlns:pic="http://schemas.openxmlformats.org/drawingml/2006/picture">
+                  <pic:nvPicPr>
+                    <pic:cNvPr id="12" name="Image6" descr=""/>
+                    <pic:cNvPicPr>
+                      <a:picLocks noChangeAspect="1" noChangeArrowheads="1"/>
+                    </pic:cNvPicPr>
+                  </pic:nvPicPr>
+                  <pic:blipFill>
+                    <a:blip r:embed="rId13"/>
+                    <a:stretch>
+                      <a:fillRect/>
+                    </a:stretch>
+                  </pic:blipFill>
+                  <pic:spPr bwMode="auto">
+                    <a:xfrm>
+                      <a:off x="0" y="0"/>
+                      <a:ext cx="5400040" cy="2107565"/>
+                    </a:xfrm>
+                    <a:prstGeom prst="rect">
+                      <a:avLst/>
+                    </a:prstGeom>
+                  </pic:spPr>
+                </pic:pic>
+              </a:graphicData>
+            </a:graphic>
+          </wp:anchor>
+        </w:drawing>
+      </w:r>
+    </w:p>
+    <w:p>
+      <w:pPr>
+        <w:pStyle w:val="Normal"/>
+        <w:rPr/>
+      </w:pPr>
+      <w:r>
+        <w:rPr/>
+      </w:r>
+    </w:p>
+    <w:p>
+      <w:pPr>
+        <w:pStyle w:val="Normal"/>
+        <w:rPr/>
+      </w:pPr>
+      <w:r>
+        <w:rPr/>
+      </w:r>
+    </w:p>
+    <w:p>
+      <w:pPr>
+        <w:pStyle w:val="Normal"/>
+        <w:rPr/>
+      </w:pPr>
+      <w:r>
+        <w:rPr/>
+      </w:r>
+    </w:p>
+    <w:p>
+      <w:pPr>
+        <w:pStyle w:val="Normal"/>
+        <w:rPr/>
+      </w:pPr>
+      <w:r>
+        <w:rPr/>
+      </w:r>
+    </w:p>
+    <w:p>
+      <w:pPr>
+        <w:pStyle w:val="Normal"/>
+        <w:rPr/>
+      </w:pPr>
+      <w:r>
+        <w:rPr/>
+      </w:r>
+    </w:p>
+    <w:p>
+      <w:pPr>
+        <w:pStyle w:val="Normal"/>
+        <w:rPr/>
+      </w:pPr>
+      <w:r>
+        <w:rPr/>
+      </w:r>
+    </w:p>
+    <w:p>
+      <w:pPr>
+        <w:pStyle w:val="Normal"/>
+        <w:rPr/>
+      </w:pPr>
+      <w:r>
+        <w:rPr/>
+      </w:r>
+    </w:p>
+    <w:p>
+      <w:pPr>
+        <w:pStyle w:val="Normal"/>
+        <w:rPr/>
+      </w:pPr>
+      <w:r>
+        <w:rPr/>
+      </w:r>
+    </w:p>
+    <w:p>
+      <w:pPr>
+        <w:pStyle w:val="Normal"/>
+        <w:rPr/>
+      </w:pPr>
+      <w:r>
+        <w:rPr/>
+        <w:t xml:space="preserve">Yo te he puesto solo una pero en mi web original puedes ver que en todas mis paginas web estan los json puestos </w:t>
+      </w:r>
+    </w:p>
+    <w:p>
+      <w:pPr>
+        <w:pStyle w:val="Normal"/>
+        <w:rPr/>
+      </w:pPr>
+      <w:r>
+        <w:rPr/>
+      </w:r>
+    </w:p>
+    <w:p>
+      <w:pPr>
+        <w:pStyle w:val="Normal"/>
+        <w:rPr/>
+      </w:pPr>
+      <w:r>
+        <w:rPr/>
+      </w:r>
+    </w:p>
+    <w:p>
+      <w:pPr>
+        <w:pStyle w:val="Normal"/>
+        <w:rPr/>
+      </w:pPr>
+      <w:r>
+        <w:rPr/>
+        <w:t xml:space="preserve">Tambien hay que ponerle las migas de pan </w:t>
+      </w:r>
+    </w:p>
+    <w:p>
+      <w:pPr>
+        <w:pStyle w:val="Normal"/>
+        <w:rPr/>
+      </w:pPr>
+      <w:r>
+        <w:rPr/>
+        <w:drawing>
+          <wp:anchor behindDoc="0" distT="0" distB="0" distL="0" distR="0" simplePos="0" locked="0" layoutInCell="1" allowOverlap="1" relativeHeight="9">
+            <wp:simplePos x="0" y="0"/>
+            <wp:positionH relativeFrom="column">
+              <wp:align>center</wp:align>
+            </wp:positionH>
+            <wp:positionV relativeFrom="paragraph">
+              <wp:posOffset>635</wp:posOffset>
+            </wp:positionV>
+            <wp:extent cx="3648075" cy="771525"/>
+            <wp:effectExtent l="0" t="0" r="0" b="0"/>
+            <wp:wrapSquare wrapText="largest"/>
+            <wp:docPr id="13" name="Image7" descr=""/>
+            <wp:cNvGraphicFramePr>
+              <a:graphicFrameLocks xmlns:a="http://schemas.openxmlformats.org/drawingml/2006/main" noChangeAspect="1"/>
+            </wp:cNvGraphicFramePr>
+            <a:graphic xmlns:a="http://schemas.openxmlformats.org/drawingml/2006/main">
+              <a:graphicData uri="http://schemas.openxmlformats.org/drawingml/2006/picture">
+                <pic:pic xmlns:pic="http://schemas.openxmlformats.org/drawingml/2006/picture">
+                  <pic:nvPicPr>
+                    <pic:cNvPr id="13" name="Image7" descr=""/>
+                    <pic:cNvPicPr>
+                      <a:picLocks noChangeAspect="1" noChangeArrowheads="1"/>
+                    </pic:cNvPicPr>
+                  </pic:nvPicPr>
+                  <pic:blipFill>
+                    <a:blip r:embed="rId14"/>
+                    <a:stretch>
+                      <a:fillRect/>
+                    </a:stretch>
+                  </pic:blipFill>
+                  <pic:spPr bwMode="auto">
+                    <a:xfrm>
+                      <a:off x="0" y="0"/>
+                      <a:ext cx="3648075" cy="771525"/>
+                    </a:xfrm>
+                    <a:prstGeom prst="rect">
+                      <a:avLst/>
+                    </a:prstGeom>
+                  </pic:spPr>
+                </pic:pic>
+              </a:graphicData>
+            </a:graphic>
+          </wp:anchor>
+        </w:drawing>
+      </w:r>
+    </w:p>
+    <w:p>
+      <w:pPr>
+        <w:pStyle w:val="Normal"/>
+        <w:rPr/>
+      </w:pPr>
+      <w:r>
+        <w:rPr/>
+      </w:r>
+    </w:p>
+    <w:p>
+      <w:pPr>
+        <w:pStyle w:val="Normal"/>
+        <w:rPr/>
+      </w:pPr>
+      <w:r>
+        <w:rPr/>
+      </w:r>
+    </w:p>
+    <w:p>
+      <w:pPr>
+        <w:pStyle w:val="Normal"/>
+        <w:rPr/>
+      </w:pPr>
+      <w:r>
+        <w:rPr/>
+        <w:t xml:space="preserve">ahora te pongo el codigo de ejemplo de justo ese de Tobey maguire </w:t>
+      </w:r>
+    </w:p>
+    <w:p>
+      <w:pPr>
+        <w:pStyle w:val="Normal"/>
+        <w:rPr/>
+      </w:pPr>
+      <w:r>
+        <w:rPr/>
+        <w:drawing>
+          <wp:anchor behindDoc="0" distT="0" distB="0" distL="0" distR="0" simplePos="0" locked="0" layoutInCell="1" allowOverlap="1" relativeHeight="10">
+            <wp:simplePos x="0" y="0"/>
+            <wp:positionH relativeFrom="column">
+              <wp:align>center</wp:align>
+            </wp:positionH>
+            <wp:positionV relativeFrom="paragraph">
+              <wp:posOffset>635</wp:posOffset>
+            </wp:positionV>
+            <wp:extent cx="4696460" cy="847725"/>
+            <wp:effectExtent l="0" t="0" r="0" b="0"/>
+            <wp:wrapSquare wrapText="largest"/>
+            <wp:docPr id="14" name="Image8" descr=""/>
+            <wp:cNvGraphicFramePr>
+              <a:graphicFrameLocks xmlns:a="http://schemas.openxmlformats.org/drawingml/2006/main" noChangeAspect="1"/>
+            </wp:cNvGraphicFramePr>
+            <a:graphic xmlns:a="http://schemas.openxmlformats.org/drawingml/2006/main">
+              <a:graphicData uri="http://schemas.openxmlformats.org/drawingml/2006/picture">
+                <pic:pic xmlns:pic="http://schemas.openxmlformats.org/drawingml/2006/picture">
+                  <pic:nvPicPr>
+                    <pic:cNvPr id="14" name="Image8" descr=""/>
+                    <pic:cNvPicPr>
+                      <a:picLocks noChangeAspect="1" noChangeArrowheads="1"/>
+                    </pic:cNvPicPr>
+                  </pic:nvPicPr>
+                  <pic:blipFill>
+                    <a:blip r:embed="rId15"/>
+                    <a:stretch>
+                      <a:fillRect/>
+                    </a:stretch>
+                  </pic:blipFill>
+                  <pic:spPr bwMode="auto">
+                    <a:xfrm>
+                      <a:off x="0" y="0"/>
+                      <a:ext cx="4696460" cy="847725"/>
+                    </a:xfrm>
+                    <a:prstGeom prst="rect">
+                      <a:avLst/>
+                    </a:prstGeom>
+                  </pic:spPr>
+                </pic:pic>
+              </a:graphicData>
+            </a:graphic>
+          </wp:anchor>
+        </w:drawing>
+      </w:r>
+    </w:p>
+    <w:p>
+      <w:pPr>
+        <w:pStyle w:val="Normal"/>
+        <w:rPr/>
+      </w:pPr>
+      <w:r>
+        <w:rPr/>
+        <w:drawing>
+          <wp:anchor behindDoc="0" distT="0" distB="0" distL="0" distR="0" simplePos="0" locked="0" layoutInCell="1" allowOverlap="1" relativeHeight="11">
+            <wp:simplePos x="0" y="0"/>
+            <wp:positionH relativeFrom="column">
+              <wp:posOffset>409575</wp:posOffset>
+            </wp:positionH>
+            <wp:positionV relativeFrom="paragraph">
+              <wp:posOffset>-50800</wp:posOffset>
+            </wp:positionV>
+            <wp:extent cx="3514725" cy="1628775"/>
+            <wp:effectExtent l="0" t="0" r="0" b="0"/>
+            <wp:wrapSquare wrapText="largest"/>
+            <wp:docPr id="15" name="Image9" descr=""/>
+            <wp:cNvGraphicFramePr>
+              <a:graphicFrameLocks xmlns:a="http://schemas.openxmlformats.org/drawingml/2006/main" noChangeAspect="1"/>
+            </wp:cNvGraphicFramePr>
+            <a:graphic xmlns:a="http://schemas.openxmlformats.org/drawingml/2006/main">
+              <a:graphicData uri="http://schemas.openxmlformats.org/drawingml/2006/picture">
+                <pic:pic xmlns:pic="http://schemas.openxmlformats.org/drawingml/2006/picture">
+                  <pic:nvPicPr>
+                    <pic:cNvPr id="15" name="Image9" descr=""/>
+                    <pic:cNvPicPr>
+                      <a:picLocks noChangeAspect="1" noChangeArrowheads="1"/>
+                    </pic:cNvPicPr>
+                  </pic:nvPicPr>
+                  <pic:blipFill>
+                    <a:blip r:embed="rId16"/>
+                    <a:stretch>
+                      <a:fillRect/>
+                    </a:stretch>
+                  </pic:blipFill>
+                  <pic:spPr bwMode="auto">
+                    <a:xfrm>
+                      <a:off x="0" y="0"/>
+                      <a:ext cx="3514725" cy="1628775"/>
+                    </a:xfrm>
+                    <a:prstGeom prst="rect">
+                      <a:avLst/>
+                    </a:prstGeom>
+                  </pic:spPr>
+                </pic:pic>
+              </a:graphicData>
+            </a:graphic>
+          </wp:anchor>
+        </w:drawing>
+      </w:r>
+    </w:p>
+    <w:p>
+      <w:pPr>
+        <w:pStyle w:val="Normal"/>
+        <w:rPr/>
+      </w:pPr>
+      <w:r>
+        <w:rPr/>
+      </w:r>
+    </w:p>
+    <w:p>
+      <w:pPr>
+        <w:pStyle w:val="Normal"/>
+        <w:rPr/>
+      </w:pPr>
+      <w:r>
+        <w:rPr/>
+      </w:r>
+    </w:p>
+    <w:p>
+      <w:pPr>
+        <w:pStyle w:val="Normal"/>
+        <w:rPr/>
+      </w:pPr>
+      <w:r>
+        <w:rPr/>
+      </w:r>
+    </w:p>
+    <w:p>
+      <w:pPr>
+        <w:pStyle w:val="Normal"/>
+        <w:rPr/>
+      </w:pPr>
+      <w:r>
+        <w:rPr/>
+      </w:r>
+    </w:p>
+    <w:p>
+      <w:pPr>
+        <w:pStyle w:val="Normal"/>
+        <w:rPr/>
+      </w:pPr>
+      <w:r>
+        <w:rPr/>
+      </w:r>
+    </w:p>
+    <w:p>
+      <w:pPr>
+        <w:pStyle w:val="Normal"/>
+        <w:rPr/>
+      </w:pPr>
+      <w:r>
+        <w:rPr/>
+      </w:r>
+    </w:p>
+    <w:p>
+      <w:pPr>
+        <w:pStyle w:val="Normal"/>
+        <w:rPr/>
+      </w:pPr>
+      <w:r>
+        <w:rPr/>
+        <w:t xml:space="preserve">Tambien hemos puesto en nuestra web las media query que es para que en los moviles se vea perfectamente nuestrea web </w:t>
+      </w:r>
+    </w:p>
+    <w:p>
+      <w:pPr>
+        <w:pStyle w:val="Normal"/>
+        <w:rPr/>
+      </w:pPr>
+      <w:r>
+        <w:drawing>
+          <wp:anchor behindDoc="0" distT="0" distB="0" distL="0" distR="0" simplePos="0" locked="0" layoutInCell="1" allowOverlap="1" relativeHeight="12">
+            <wp:simplePos x="0" y="0"/>
+            <wp:positionH relativeFrom="column">
+              <wp:posOffset>-1038860</wp:posOffset>
+            </wp:positionH>
+            <wp:positionV relativeFrom="paragraph">
+              <wp:posOffset>63500</wp:posOffset>
+            </wp:positionV>
+            <wp:extent cx="3554095" cy="4047490"/>
+            <wp:effectExtent l="0" t="0" r="0" b="0"/>
+            <wp:wrapSquare wrapText="largest"/>
+            <wp:docPr id="16" name="Image10" descr=""/>
+            <wp:cNvGraphicFramePr>
+              <a:graphicFrameLocks xmlns:a="http://schemas.openxmlformats.org/drawingml/2006/main" noChangeAspect="1"/>
+            </wp:cNvGraphicFramePr>
+            <a:graphic xmlns:a="http://schemas.openxmlformats.org/drawingml/2006/main">
+              <a:graphicData uri="http://schemas.openxmlformats.org/drawingml/2006/picture">
+                <pic:pic xmlns:pic="http://schemas.openxmlformats.org/drawingml/2006/picture">
+                  <pic:nvPicPr>
+                    <pic:cNvPr id="16" name="Image10" descr=""/>
+                    <pic:cNvPicPr>
+                      <a:picLocks noChangeAspect="1" noChangeArrowheads="1"/>
+                    </pic:cNvPicPr>
+                  </pic:nvPicPr>
+                  <pic:blipFill>
+                    <a:blip r:embed="rId17"/>
+                    <a:stretch>
+                      <a:fillRect/>
+                    </a:stretch>
+                  </pic:blipFill>
+                  <pic:spPr bwMode="auto">
+                    <a:xfrm>
+                      <a:off x="0" y="0"/>
+                      <a:ext cx="3554095" cy="4047490"/>
+                    </a:xfrm>
+                    <a:prstGeom prst="rect">
+                      <a:avLst/>
+                    </a:prstGeom>
+                  </pic:spPr>
+                </pic:pic>
+              </a:graphicData>
+            </a:graphic>
+          </wp:anchor>
+        </w:drawing>
+        <w:drawing>
+          <wp:anchor behindDoc="0" distT="0" distB="0" distL="0" distR="0" simplePos="0" locked="0" layoutInCell="1" allowOverlap="1" relativeHeight="13">
+            <wp:simplePos x="0" y="0"/>
+            <wp:positionH relativeFrom="column">
+              <wp:posOffset>1888490</wp:posOffset>
+            </wp:positionH>
+            <wp:positionV relativeFrom="paragraph">
+              <wp:posOffset>63500</wp:posOffset>
+            </wp:positionV>
+            <wp:extent cx="3025140" cy="4028440"/>
+            <wp:effectExtent l="0" t="0" r="0" b="0"/>
+            <wp:wrapSquare wrapText="largest"/>
+            <wp:docPr id="17" name="Image11" descr=""/>
+            <wp:cNvGraphicFramePr>
+              <a:graphicFrameLocks xmlns:a="http://schemas.openxmlformats.org/drawingml/2006/main" noChangeAspect="1"/>
+            </wp:cNvGraphicFramePr>
+            <a:graphic xmlns:a="http://schemas.openxmlformats.org/drawingml/2006/main">
+              <a:graphicData uri="http://schemas.openxmlformats.org/drawingml/2006/picture">
+                <pic:pic xmlns:pic="http://schemas.openxmlformats.org/drawingml/2006/picture">
+                  <pic:nvPicPr>
+                    <pic:cNvPr id="17" name="Image11" descr=""/>
+                    <pic:cNvPicPr>
+                      <a:picLocks noChangeAspect="1" noChangeArrowheads="1"/>
+                    </pic:cNvPicPr>
+                  </pic:nvPicPr>
+                  <pic:blipFill>
+                    <a:blip r:embed="rId18"/>
+                    <a:stretch>
+                      <a:fillRect/>
+                    </a:stretch>
+                  </pic:blipFill>
+                  <pic:spPr bwMode="auto">
+                    <a:xfrm>
+                      <a:off x="0" y="0"/>
+                      <a:ext cx="3025140" cy="4028440"/>
+                    </a:xfrm>
+                    <a:prstGeom prst="rect">
+                      <a:avLst/>
+                    </a:prstGeom>
+                  </pic:spPr>
+                </pic:pic>
+              </a:graphicData>
+            </a:graphic>
+          </wp:anchor>
+        </w:drawing>
+        <w:drawing>
+          <wp:anchor behindDoc="0" distT="0" distB="0" distL="0" distR="0" simplePos="0" locked="0" layoutInCell="1" allowOverlap="1" relativeHeight="14">
+            <wp:simplePos x="0" y="0"/>
+            <wp:positionH relativeFrom="column">
+              <wp:posOffset>-725805</wp:posOffset>
+            </wp:positionH>
+            <wp:positionV relativeFrom="paragraph">
+              <wp:posOffset>4234815</wp:posOffset>
+            </wp:positionV>
+            <wp:extent cx="2018030" cy="3004820"/>
+            <wp:effectExtent l="0" t="0" r="0" b="0"/>
+            <wp:wrapSquare wrapText="largest"/>
+            <wp:docPr id="18" name="Image12" descr=""/>
+            <wp:cNvGraphicFramePr>
+              <a:graphicFrameLocks xmlns:a="http://schemas.openxmlformats.org/drawingml/2006/main" noChangeAspect="1"/>
+            </wp:cNvGraphicFramePr>
+            <a:graphic xmlns:a="http://schemas.openxmlformats.org/drawingml/2006/main">
+              <a:graphicData uri="http://schemas.openxmlformats.org/drawingml/2006/picture">
+                <pic:pic xmlns:pic="http://schemas.openxmlformats.org/drawingml/2006/picture">
+                  <pic:nvPicPr>
+                    <pic:cNvPr id="18" name="Image12" descr=""/>
+                    <pic:cNvPicPr>
+                      <a:picLocks noChangeAspect="1" noChangeArrowheads="1"/>
+                    </pic:cNvPicPr>
+                  </pic:nvPicPr>
+                  <pic:blipFill>
+                    <a:blip r:embed="rId19"/>
+                    <a:stretch>
+                      <a:fillRect/>
+                    </a:stretch>
+                  </pic:blipFill>
+                  <pic:spPr bwMode="auto">
+                    <a:xfrm>
+                      <a:off x="0" y="0"/>
+                      <a:ext cx="2018030" cy="3004820"/>
+                    </a:xfrm>
+                    <a:prstGeom prst="rect">
+                      <a:avLst/>
+                    </a:prstGeom>
+                  </pic:spPr>
+                </pic:pic>
+              </a:graphicData>
+            </a:graphic>
+          </wp:anchor>
+        </w:drawing>
+      </w:r>
+      <w:r>
+        <w:rPr/>
+        <w:t xml:space="preserve"> </w:t>
+      </w:r>
+      <w:r>
+        <w:rPr/>
+        <w:t xml:space="preserve">y este es el codigo de las media query </w:t>
+      </w:r>
+    </w:p>
+    <w:p>
+      <w:pPr>
+        <w:pStyle w:val="Normal"/>
+        <w:rPr/>
+      </w:pPr>
+      <w:r>
+        <w:rPr/>
+      </w:r>
+    </w:p>
+    <w:p>
+      <w:pPr>
+        <w:pStyle w:val="Normal"/>
+        <w:rPr/>
+      </w:pPr>
+      <w:r>
+        <w:rPr/>
+      </w:r>
+    </w:p>
+    <w:p>
+      <w:pPr>
+        <w:pStyle w:val="Normal"/>
+        <w:rPr/>
+      </w:pPr>
+      <w:r>
+        <w:rPr/>
+      </w:r>
+    </w:p>
+    <w:p>
+      <w:pPr>
+        <w:pStyle w:val="Normal"/>
+        <w:rPr/>
+      </w:pPr>
+      <w:r>
+        <w:rPr/>
+      </w:r>
+    </w:p>
+    <w:p>
+      <w:pPr>
+        <w:pStyle w:val="Normal"/>
+        <w:rPr/>
+      </w:pPr>
+      <w:r>
+        <w:rPr/>
+      </w:r>
+    </w:p>
+    <w:p>
+      <w:pPr>
+        <w:pStyle w:val="Normal"/>
+        <w:rPr/>
+      </w:pPr>
+      <w:r>
+        <w:rPr/>
+      </w:r>
+    </w:p>
+    <w:p>
+      <w:pPr>
+        <w:pStyle w:val="Normal"/>
+        <w:rPr/>
+      </w:pPr>
+      <w:r>
+        <w:rPr/>
+      </w:r>
+    </w:p>
+    <w:p>
+      <w:pPr>
+        <w:pStyle w:val="Normal"/>
+        <w:rPr/>
+      </w:pPr>
+      <w:r>
+        <w:rPr/>
+      </w:r>
+    </w:p>
+    <w:p>
+      <w:pPr>
+        <w:pStyle w:val="Normal"/>
+        <w:spacing w:before="0" w:after="160"/>
+        <w:rPr/>
+      </w:pPr>
+      <w:r>
+        <w:rPr/>
+        <w:t xml:space="preserve">Tercer Trimestre </w:t>
+      </w:r>
+    </w:p>
+    <w:p>
+      <w:pPr>
+        <w:pStyle w:val="Normal"/>
+        <w:spacing w:before="0" w:after="160"/>
+        <w:rPr/>
+      </w:pPr>
+      <w:r>
+        <w:rPr/>
+      </w:r>
+    </w:p>
+    <w:p>
+      <w:pPr>
+        <w:pStyle w:val="Normal"/>
+        <w:spacing w:before="0" w:after="160"/>
+        <w:rPr/>
+      </w:pPr>
+      <w:r>
+        <w:rPr/>
+      </w:r>
+    </w:p>
+    <w:p>
+      <w:pPr>
+        <w:pStyle w:val="Normal"/>
+        <w:spacing w:before="0" w:after="160"/>
+        <w:rPr/>
+      </w:pPr>
+      <w:r>
+        <w:rPr/>
+        <w:t xml:space="preserve">Semana 1 </w:t>
+      </w:r>
+    </w:p>
+    <w:p>
+      <w:pPr>
+        <w:pStyle w:val="Normal"/>
+        <w:spacing w:before="0" w:after="160"/>
+        <w:rPr/>
+      </w:pPr>
+      <w:r>
+        <w:rPr/>
+      </w:r>
+    </w:p>
+    <w:p>
+      <w:pPr>
+        <w:pStyle w:val="Normal"/>
+        <w:spacing w:before="0" w:after="160"/>
+        <w:rPr/>
+      </w:pPr>
+      <w:r>
+        <w:rPr/>
+        <w:t xml:space="preserve">Hemos empezado a poner los aria-label y ha cambiar el idioma de las frases que esten ese idioma </w:t>
+      </w:r>
+    </w:p>
+    <w:p>
+      <w:pPr>
+        <w:pStyle w:val="Normal"/>
+        <w:spacing w:before="0" w:after="160"/>
+        <w:rPr/>
+      </w:pPr>
+      <w:r>
+        <w:rPr/>
+        <w:drawing>
+          <wp:anchor behindDoc="0" distT="0" distB="0" distL="0" distR="0" simplePos="0" locked="0" layoutInCell="1" allowOverlap="1" relativeHeight="20">
+            <wp:simplePos x="0" y="0"/>
+            <wp:positionH relativeFrom="column">
+              <wp:align>center</wp:align>
+            </wp:positionH>
+            <wp:positionV relativeFrom="paragraph">
+              <wp:posOffset>635</wp:posOffset>
+            </wp:positionV>
+            <wp:extent cx="5400040" cy="1504315"/>
+            <wp:effectExtent l="0" t="0" r="0" b="0"/>
+            <wp:wrapSquare wrapText="largest"/>
+            <wp:docPr id="19" name="Image13" descr=""/>
+            <wp:cNvGraphicFramePr>
+              <a:graphicFrameLocks xmlns:a="http://schemas.openxmlformats.org/drawingml/2006/main" noChangeAspect="1"/>
+            </wp:cNvGraphicFramePr>
+            <a:graphic xmlns:a="http://schemas.openxmlformats.org/drawingml/2006/main">
+              <a:graphicData uri="http://schemas.openxmlformats.org/drawingml/2006/picture">
+                <pic:pic xmlns:pic="http://schemas.openxmlformats.org/drawingml/2006/picture">
+                  <pic:nvPicPr>
+                    <pic:cNvPr id="19" name="Image13" descr=""/>
+                    <pic:cNvPicPr>
+                      <a:picLocks noChangeAspect="1" noChangeArrowheads="1"/>
+                    </pic:cNvPicPr>
+                  </pic:nvPicPr>
+                  <pic:blipFill>
+                    <a:blip r:embed="rId20"/>
+                    <a:stretch>
+                      <a:fillRect/>
+                    </a:stretch>
+                  </pic:blipFill>
+                  <pic:spPr bwMode="auto">
+                    <a:xfrm>
+                      <a:off x="0" y="0"/>
+                      <a:ext cx="5400040" cy="1504315"/>
+                    </a:xfrm>
+                    <a:prstGeom prst="rect">
+                      <a:avLst/>
+                    </a:prstGeom>
+                  </pic:spPr>
+                </pic:pic>
+              </a:graphicData>
+            </a:graphic>
+          </wp:anchor>
+        </w:drawing>
+      </w:r>
+    </w:p>
+    <w:p>
+      <w:pPr>
+        <w:pStyle w:val="Normal"/>
+        <w:spacing w:before="0" w:after="160"/>
+        <w:rPr/>
+      </w:pPr>
+      <w:r>
+        <w:rPr/>
+      </w:r>
+    </w:p>
+    <w:p>
+      <w:pPr>
+        <w:pStyle w:val="Normal"/>
+        <w:spacing w:before="0" w:after="160"/>
+        <w:rPr/>
+      </w:pPr>
+      <w:r>
+        <w:rPr/>
+        <w:t xml:space="preserve">Semana 2 </w:t>
+      </w:r>
+    </w:p>
+    <w:p>
+      <w:pPr>
+        <w:pStyle w:val="Normal"/>
+        <w:spacing w:before="0" w:after="160"/>
+        <w:rPr/>
+      </w:pPr>
+      <w:r>
+        <w:rPr/>
+        <w:t xml:space="preserve">He metido en la web lo de saltar al contenido principal </w:t>
+      </w:r>
+    </w:p>
+    <w:p>
+      <w:pPr>
+        <w:pStyle w:val="Normal"/>
+        <w:spacing w:before="0" w:after="160"/>
+        <w:rPr/>
+      </w:pPr>
+      <w:r>
+        <w:rPr/>
+        <w:drawing>
+          <wp:anchor behindDoc="0" distT="0" distB="0" distL="0" distR="0" simplePos="0" locked="0" layoutInCell="1" allowOverlap="1" relativeHeight="21">
+            <wp:simplePos x="0" y="0"/>
+            <wp:positionH relativeFrom="column">
+              <wp:align>center</wp:align>
+            </wp:positionH>
+            <wp:positionV relativeFrom="paragraph">
+              <wp:posOffset>635</wp:posOffset>
+            </wp:positionV>
+            <wp:extent cx="5400040" cy="316865"/>
+            <wp:effectExtent l="0" t="0" r="0" b="0"/>
+            <wp:wrapSquare wrapText="largest"/>
+            <wp:docPr id="20" name="Image14" descr=""/>
+            <wp:cNvGraphicFramePr>
+              <a:graphicFrameLocks xmlns:a="http://schemas.openxmlformats.org/drawingml/2006/main" noChangeAspect="1"/>
+            </wp:cNvGraphicFramePr>
+            <a:graphic xmlns:a="http://schemas.openxmlformats.org/drawingml/2006/main">
+              <a:graphicData uri="http://schemas.openxmlformats.org/drawingml/2006/picture">
+                <pic:pic xmlns:pic="http://schemas.openxmlformats.org/drawingml/2006/picture">
+                  <pic:nvPicPr>
+                    <pic:cNvPr id="20" name="Image14" descr=""/>
+                    <pic:cNvPicPr>
+                      <a:picLocks noChangeAspect="1" noChangeArrowheads="1"/>
+                    </pic:cNvPicPr>
+                  </pic:nvPicPr>
+                  <pic:blipFill>
+                    <a:blip r:embed="rId21"/>
+                    <a:stretch>
+                      <a:fillRect/>
+                    </a:stretch>
+                  </pic:blipFill>
+                  <pic:spPr bwMode="auto">
+                    <a:xfrm>
+                      <a:off x="0" y="0"/>
+                      <a:ext cx="5400040" cy="316865"/>
+                    </a:xfrm>
+                    <a:prstGeom prst="rect">
+                      <a:avLst/>
+                    </a:prstGeom>
+                  </pic:spPr>
+                </pic:pic>
+              </a:graphicData>
+            </a:graphic>
+          </wp:anchor>
+        </w:drawing>
+        <w:drawing>
+          <wp:anchor behindDoc="0" distT="0" distB="0" distL="0" distR="0" simplePos="0" locked="0" layoutInCell="1" allowOverlap="1" relativeHeight="22">
+            <wp:simplePos x="0" y="0"/>
+            <wp:positionH relativeFrom="column">
+              <wp:posOffset>-5080</wp:posOffset>
+            </wp:positionH>
+            <wp:positionV relativeFrom="paragraph">
+              <wp:posOffset>610235</wp:posOffset>
+            </wp:positionV>
+            <wp:extent cx="2628900" cy="590550"/>
+            <wp:effectExtent l="0" t="0" r="0" b="0"/>
+            <wp:wrapSquare wrapText="largest"/>
+            <wp:docPr id="21" name="Image15" descr=""/>
+            <wp:cNvGraphicFramePr>
+              <a:graphicFrameLocks xmlns:a="http://schemas.openxmlformats.org/drawingml/2006/main" noChangeAspect="1"/>
+            </wp:cNvGraphicFramePr>
+            <a:graphic xmlns:a="http://schemas.openxmlformats.org/drawingml/2006/main">
+              <a:graphicData uri="http://schemas.openxmlformats.org/drawingml/2006/picture">
+                <pic:pic xmlns:pic="http://schemas.openxmlformats.org/drawingml/2006/picture">
+                  <pic:nvPicPr>
+                    <pic:cNvPr id="21" name="Image15" descr=""/>
+                    <pic:cNvPicPr>
+                      <a:picLocks noChangeAspect="1" noChangeArrowheads="1"/>
+                    </pic:cNvPicPr>
+                  </pic:nvPicPr>
+                  <pic:blipFill>
+                    <a:blip r:embed="rId22"/>
+                    <a:stretch>
+                      <a:fillRect/>
+                    </a:stretch>
+                  </pic:blipFill>
+                  <pic:spPr bwMode="auto">
+                    <a:xfrm>
+                      <a:off x="0" y="0"/>
+                      <a:ext cx="2628900" cy="590550"/>
+                    </a:xfrm>
+                    <a:prstGeom prst="rect">
+                      <a:avLst/>
+                    </a:prstGeom>
+                  </pic:spPr>
+                </pic:pic>
+              </a:graphicData>
+            </a:graphic>
+          </wp:anchor>
+        </w:drawing>
+      </w:r>
+    </w:p>
+    <w:p>
+      <w:pPr>
+        <w:pStyle w:val="Normal"/>
+        <w:spacing w:before="0" w:after="160"/>
+        <w:rPr/>
+      </w:pPr>
+      <w:r>
+        <w:rPr/>
+      </w:r>
+    </w:p>
+    <w:p>
+      <w:pPr>
+        <w:pStyle w:val="Normal"/>
+        <w:spacing w:before="0" w:after="160"/>
+        <w:rPr/>
+      </w:pPr>
+      <w:r>
+        <w:rPr/>
+      </w:r>
+    </w:p>
+    <w:p>
+      <w:pPr>
+        <w:pStyle w:val="Normal"/>
+        <w:spacing w:before="0" w:after="160"/>
+        <w:rPr/>
+      </w:pPr>
+      <w:r>
+        <w:rPr/>
+      </w:r>
+    </w:p>
+    <w:p>
+      <w:pPr>
+        <w:pStyle w:val="Normal"/>
+        <w:spacing w:before="0" w:after="160"/>
+        <w:rPr/>
+      </w:pPr>
+      <w:r>
+        <w:rPr/>
+        <w:t>Semana 3</w:t>
+      </w:r>
+    </w:p>
+    <w:p>
+      <w:pPr>
+        <w:pStyle w:val="Normal"/>
+        <w:spacing w:before="0" w:after="160"/>
+        <w:rPr/>
+      </w:pPr>
+      <w:r>
+        <w:rPr/>
+      </w:r>
+    </w:p>
     <w:sectPr>
+      <w:type w:val="nextPage"/>
       <w:pgSz w:w="11906" w:h="16838"/>
-      <w:pgMar w:top="1417" w:right="1701" w:bottom="1417" w:left="1701" w:header="0" w:footer="0" w:gutter="0"/>
-      <w:cols w:space="720"/>
-      <w:formProt w:val="0"/>
-      <w:docGrid w:linePitch="360" w:charSpace="4096"/>
+      <w:pgMar w:left="1701" w:right="1701" w:header="0" w:top="1417" w:footer="0" w:bottom="1417" w:gutter="0"/>
+      <w:pgNumType w:fmt="decimal"/>
+      <w:formProt w:val="false"/>
+      <w:textDirection w:val="lrTb"/>
+      <w:docGrid w:type="default" w:linePitch="360" w:charSpace="8192"/>
     </w:sectPr>
   </w:body>
 </w:document>
 </file>
 
 <file path=word/numbering.xml><?xml version="1.0" encoding="utf-8"?>
-<w:numbering xmlns:wpc="http://schemas.microsoft.com/office/word/2010/wordprocessingCanvas" xmlns:cx="http://schemas.microsoft.com/office/drawing/2014/chartex" xmlns:cx1="http://schemas.microsoft.com/office/drawing/2015/9/8/chartex" xmlns:cx2="http://schemas.microsoft.com/office/drawing/2015/10/21/chartex" xmlns:cx3="http://schemas.microsoft.com/office/drawing/2016/5/9/chartex" xmlns:cx4="http://schemas.microsoft.com/office/drawing/2016/5/10/chartex" xmlns:cx5="http://schemas.microsoft.com/office/drawing/2016/5/11/chartex" xmlns:cx6="http://schemas.microsoft.com/office/drawing/2016/5/12/chartex" xmlns:cx7="http://schemas.microsoft.com/office/drawing/2016/5/13/chartex" xmlns:cx8="http://schemas.microsoft.com/office/drawing/2016/5/14/chartex" xmlns:mc="http://schemas.openxmlformats.org/markup-compatibility/2006" xmlns:aink="http://schemas.microsoft.com/office/drawing/2016/ink" xmlns:am3d="http://schemas.microsoft.com/office/drawing/2017/model3d" xmlns:o="urn:schemas-microsoft-com:office:office" xmlns:r="http://schemas.openxmlformats.org/officeDocument/2006/relationships" xmlns:m="http://schemas.openxmlformats.org/officeDocument/2006/math" xmlns:v="urn:schemas-microsoft-com:vml" xmlns:wp14="http://schemas.microsoft.com/office/word/2010/wordprocessingDrawing" xmlns:wp="http://schemas.openxmlformats.org/drawingml/2006/wordprocessingDrawing" xmlns:w10="urn:schemas-microsoft-com:office:word" xmlns:w="http://schemas.openxmlformats.org/wordprocessingml/2006/main" xmlns:w14="http://schemas.microsoft.com/office/word/2010/wordml" xmlns:w15="http://schemas.microsoft.com/office/word/2012/wordml" xmlns:w16cex="http://schemas.microsoft.com/office/word/2018/wordml/cex" xmlns:w16cid="http://schemas.microsoft.com/office/word/2016/wordml/cid" xmlns:w16="http://schemas.microsoft.com/office/word/2018/wordml" xmlns:w16sdtdh="http://schemas.microsoft.com/office/word/2020/wordml/sdtdatahash" xmlns:w16se="http://schemas.microsoft.com/office/word/2015/wordml/symex" xmlns:wpg="http://schemas.microsoft.com/office/word/2010/wordprocessingGroup" xmlns:wpi="http://schemas.microsoft.com/office/word/2010/wordprocessingInk" xmlns:wne="http://schemas.microsoft.com/office/word/2006/wordml" xmlns:wps="http://schemas.microsoft.com/office/word/2010/wordprocessingShape" mc:Ignorable="w14 w15 w16se w16cid w16 w16cex w16sdtdh wp14">
-  <w:abstractNum w:abstractNumId="0" w15:restartNumberingAfterBreak="0">
-    <w:nsid w:val="1DA32C20"/>
-    <w:multiLevelType w:val="multilevel"/>
-    <w:tmpl w:val="0C0A0021"/>
+<w:numbering xmlns:w="http://schemas.openxmlformats.org/wordprocessingml/2006/main" xmlns:o="urn:schemas-microsoft-com:office:office" xmlns:r="http://schemas.openxmlformats.org/officeDocument/2006/relationships" xmlns:v="urn:schemas-microsoft-com:vml">
+  <w:abstractNum w:abstractNumId="1">
+    <w:lvl w:ilvl="0">
+      <w:start w:val="1"/>
+      <w:numFmt w:val="bullet"/>
+      <w:lvlText w:val=""/>
+      <w:lvlJc w:val="left"/>
+      <w:pPr>
+        <w:tabs>
+          <w:tab w:val="num" w:pos="720"/>
+        </w:tabs>
+        <w:ind w:left="720" w:hanging="360"/>
+      </w:pPr>
+      <w:rPr>
+        <w:rFonts w:ascii="Symbol" w:hAnsi="Symbol" w:cs="Symbol" w:hint="default"/>
+        <w:sz w:val="24"/>
+        <w:rFonts w:cs="Symbol"/>
+      </w:rPr>
+    </w:lvl>
+    <w:lvl w:ilvl="1">
+      <w:start w:val="1"/>
+      <w:numFmt w:val="bullet"/>
+      <w:lvlText w:val="o"/>
+      <w:lvlJc w:val="left"/>
+      <w:pPr>
+        <w:tabs>
+          <w:tab w:val="num" w:pos="1440"/>
+        </w:tabs>
+        <w:ind w:left="1440" w:hanging="360"/>
+      </w:pPr>
+      <w:rPr>
+        <w:rFonts w:ascii="Courier New" w:hAnsi="Courier New" w:cs="Courier New" w:hint="default"/>
+        <w:sz w:val="20"/>
+        <w:rFonts w:cs="Courier New"/>
+      </w:rPr>
+    </w:lvl>
+    <w:lvl w:ilvl="2">
+      <w:start w:val="1"/>
+      <w:numFmt w:val="bullet"/>
+      <w:lvlText w:val=""/>
+      <w:lvlJc w:val="left"/>
+      <w:pPr>
+        <w:tabs>
+          <w:tab w:val="num" w:pos="2160"/>
+        </w:tabs>
+        <w:ind w:left="2160" w:hanging="360"/>
+      </w:pPr>
+      <w:rPr>
+        <w:rFonts w:ascii="Wingdings" w:hAnsi="Wingdings" w:cs="Wingdings" w:hint="default"/>
+        <w:sz w:val="20"/>
+        <w:rFonts w:cs="Wingdings"/>
+      </w:rPr>
+    </w:lvl>
+    <w:lvl w:ilvl="3">
+      <w:start w:val="1"/>
+      <w:numFmt w:val="bullet"/>
+      <w:lvlText w:val=""/>
+      <w:lvlJc w:val="left"/>
+      <w:pPr>
+        <w:tabs>
+          <w:tab w:val="num" w:pos="2880"/>
+        </w:tabs>
+        <w:ind w:left="2880" w:hanging="360"/>
+      </w:pPr>
+      <w:rPr>
+        <w:rFonts w:ascii="Wingdings" w:hAnsi="Wingdings" w:cs="Wingdings" w:hint="default"/>
+        <w:sz w:val="20"/>
+        <w:rFonts w:cs="Wingdings"/>
+      </w:rPr>
+    </w:lvl>
+    <w:lvl w:ilvl="4">
+      <w:start w:val="1"/>
+      <w:numFmt w:val="bullet"/>
+      <w:lvlText w:val=""/>
+      <w:lvlJc w:val="left"/>
+      <w:pPr>
+        <w:tabs>
+          <w:tab w:val="num" w:pos="3600"/>
+        </w:tabs>
+        <w:ind w:left="3600" w:hanging="360"/>
+      </w:pPr>
+      <w:rPr>
+        <w:rFonts w:ascii="Wingdings" w:hAnsi="Wingdings" w:cs="Wingdings" w:hint="default"/>
+        <w:sz w:val="20"/>
+        <w:rFonts w:cs="Wingdings"/>
+      </w:rPr>
+    </w:lvl>
+    <w:lvl w:ilvl="5">
+      <w:start w:val="1"/>
+      <w:numFmt w:val="bullet"/>
+      <w:lvlText w:val=""/>
+      <w:lvlJc w:val="left"/>
+      <w:pPr>
+        <w:tabs>
+          <w:tab w:val="num" w:pos="4320"/>
+        </w:tabs>
+        <w:ind w:left="4320" w:hanging="360"/>
+      </w:pPr>
+      <w:rPr>
+        <w:rFonts w:ascii="Wingdings" w:hAnsi="Wingdings" w:cs="Wingdings" w:hint="default"/>
+        <w:sz w:val="20"/>
+        <w:rFonts w:cs="Wingdings"/>
+      </w:rPr>
+    </w:lvl>
+    <w:lvl w:ilvl="6">
+      <w:start w:val="1"/>
+      <w:numFmt w:val="bullet"/>
+      <w:lvlText w:val=""/>
+      <w:lvlJc w:val="left"/>
+      <w:pPr>
+        <w:tabs>
+          <w:tab w:val="num" w:pos="5040"/>
+        </w:tabs>
+        <w:ind w:left="5040" w:hanging="360"/>
+      </w:pPr>
+      <w:rPr>
+        <w:rFonts w:ascii="Wingdings" w:hAnsi="Wingdings" w:cs="Wingdings" w:hint="default"/>
+        <w:sz w:val="20"/>
+        <w:rFonts w:cs="Wingdings"/>
+      </w:rPr>
+    </w:lvl>
+    <w:lvl w:ilvl="7">
+      <w:start w:val="1"/>
+      <w:numFmt w:val="bullet"/>
+      <w:lvlText w:val=""/>
+      <w:lvlJc w:val="left"/>
+      <w:pPr>
+        <w:tabs>
+          <w:tab w:val="num" w:pos="5760"/>
+        </w:tabs>
+        <w:ind w:left="5760" w:hanging="360"/>
+      </w:pPr>
+      <w:rPr>
+        <w:rFonts w:ascii="Wingdings" w:hAnsi="Wingdings" w:cs="Wingdings" w:hint="default"/>
+        <w:sz w:val="20"/>
+        <w:rFonts w:cs="Wingdings"/>
+      </w:rPr>
+    </w:lvl>
+    <w:lvl w:ilvl="8">
+      <w:start w:val="1"/>
+      <w:numFmt w:val="bullet"/>
+      <w:lvlText w:val=""/>
+      <w:lvlJc w:val="left"/>
+      <w:pPr>
+        <w:tabs>
+          <w:tab w:val="num" w:pos="6480"/>
+        </w:tabs>
+        <w:ind w:left="6480" w:hanging="360"/>
+      </w:pPr>
+      <w:rPr>
+        <w:rFonts w:ascii="Wingdings" w:hAnsi="Wingdings" w:cs="Wingdings" w:hint="default"/>
+        <w:sz w:val="20"/>
+        <w:rFonts w:cs="Wingdings"/>
+      </w:rPr>
+    </w:lvl>
+  </w:abstractNum>
+  <w:abstractNum w:abstractNumId="2">
     <w:lvl w:ilvl="0">
       <w:start w:val="1"/>
       <w:numFmt w:val="bullet"/>
@@ -993,7 +2179,8 @@
         <w:ind w:left="360" w:hanging="360"/>
       </w:pPr>
       <w:rPr>
-        <w:rFonts w:ascii="Wingdings" w:hAnsi="Wingdings" w:hint="default"/>
+        <w:rFonts w:ascii="Wingdings" w:hAnsi="Wingdings" w:cs="Wingdings" w:hint="default"/>
+        <w:rFonts w:cs="Wingdings"/>
       </w:rPr>
     </w:lvl>
     <w:lvl w:ilvl="1">
@@ -1005,7 +2192,8 @@
         <w:ind w:left="720" w:hanging="360"/>
       </w:pPr>
       <w:rPr>
-        <w:rFonts w:ascii="Wingdings" w:hAnsi="Wingdings" w:hint="default"/>
+        <w:rFonts w:ascii="Wingdings" w:hAnsi="Wingdings" w:cs="Wingdings" w:hint="default"/>
+        <w:rFonts w:cs="Wingdings"/>
       </w:rPr>
     </w:lvl>
     <w:lvl w:ilvl="2">
@@ -1017,7 +2205,8 @@
         <w:ind w:left="1080" w:hanging="360"/>
       </w:pPr>
       <w:rPr>
-        <w:rFonts w:ascii="Wingdings" w:hAnsi="Wingdings" w:hint="default"/>
+        <w:rFonts w:ascii="Wingdings" w:hAnsi="Wingdings" w:cs="Wingdings" w:hint="default"/>
+        <w:rFonts w:cs="Wingdings"/>
       </w:rPr>
     </w:lvl>
     <w:lvl w:ilvl="3">
@@ -1029,7 +2218,8 @@
         <w:ind w:left="1440" w:hanging="360"/>
       </w:pPr>
       <w:rPr>
-        <w:rFonts w:ascii="Symbol" w:hAnsi="Symbol" w:hint="default"/>
+        <w:rFonts w:ascii="Symbol" w:hAnsi="Symbol" w:cs="Symbol" w:hint="default"/>
+        <w:rFonts w:cs="Symbol"/>
       </w:rPr>
     </w:lvl>
     <w:lvl w:ilvl="4">
@@ -1041,7 +2231,8 @@
         <w:ind w:left="1800" w:hanging="360"/>
       </w:pPr>
       <w:rPr>
-        <w:rFonts w:ascii="Symbol" w:hAnsi="Symbol" w:hint="default"/>
+        <w:rFonts w:ascii="Symbol" w:hAnsi="Symbol" w:cs="Symbol" w:hint="default"/>
+        <w:rFonts w:cs="Symbol"/>
       </w:rPr>
     </w:lvl>
     <w:lvl w:ilvl="5">
@@ -1053,7 +2244,8 @@
         <w:ind w:left="2160" w:hanging="360"/>
       </w:pPr>
       <w:rPr>
-        <w:rFonts w:ascii="Wingdings" w:hAnsi="Wingdings" w:hint="default"/>
+        <w:rFonts w:ascii="Wingdings" w:hAnsi="Wingdings" w:cs="Wingdings" w:hint="default"/>
+        <w:rFonts w:cs="Wingdings"/>
       </w:rPr>
     </w:lvl>
     <w:lvl w:ilvl="6">
@@ -1065,7 +2257,8 @@
         <w:ind w:left="2520" w:hanging="360"/>
       </w:pPr>
       <w:rPr>
-        <w:rFonts w:ascii="Wingdings" w:hAnsi="Wingdings" w:hint="default"/>
+        <w:rFonts w:ascii="Wingdings" w:hAnsi="Wingdings" w:cs="Wingdings" w:hint="default"/>
+        <w:rFonts w:cs="Wingdings"/>
       </w:rPr>
     </w:lvl>
     <w:lvl w:ilvl="7">
@@ -1077,7 +2270,8 @@
         <w:ind w:left="2880" w:hanging="360"/>
       </w:pPr>
       <w:rPr>
-        <w:rFonts w:ascii="Symbol" w:hAnsi="Symbol" w:hint="default"/>
+        <w:rFonts w:ascii="Symbol" w:hAnsi="Symbol" w:cs="Symbol" w:hint="default"/>
+        <w:rFonts w:cs="Symbol"/>
       </w:rPr>
     </w:lvl>
     <w:lvl w:ilvl="8">
@@ -1089,192 +2283,140 @@
         <w:ind w:left="3240" w:hanging="360"/>
       </w:pPr>
       <w:rPr>
-        <w:rFonts w:ascii="Symbol" w:hAnsi="Symbol" w:hint="default"/>
+        <w:rFonts w:ascii="Symbol" w:hAnsi="Symbol" w:cs="Symbol" w:hint="default"/>
+        <w:rFonts w:cs="Symbol"/>
       </w:rPr>
     </w:lvl>
   </w:abstractNum>
-  <w:abstractNum w:abstractNumId="1" w15:restartNumberingAfterBreak="0">
-    <w:nsid w:val="6A8C4C02"/>
-    <w:multiLevelType w:val="multilevel"/>
-    <w:tmpl w:val="4A6C8190"/>
+  <w:abstractNum w:abstractNumId="3">
     <w:lvl w:ilvl="0">
       <w:start w:val="1"/>
-      <w:numFmt w:val="bullet"/>
-      <w:lvlText w:val=""/>
+      <w:numFmt w:val="none"/>
+      <w:suff w:val="nothing"/>
+      <w:lvlText w:val=""/>
       <w:lvlJc w:val="left"/>
       <w:pPr>
-        <w:tabs>
-          <w:tab w:val="num" w:pos="720"/>
-        </w:tabs>
-        <w:ind w:left="720" w:hanging="360"/>
-      </w:pPr>
-      <w:rPr>
-        <w:rFonts w:ascii="Symbol" w:hAnsi="Symbol" w:hint="default"/>
-        <w:sz w:val="20"/>
-      </w:rPr>
+        <w:ind w:left="0" w:hanging="0"/>
+      </w:pPr>
     </w:lvl>
-    <w:lvl w:ilvl="1" w:tentative="1">
+    <w:lvl w:ilvl="1">
       <w:start w:val="1"/>
-      <w:numFmt w:val="bullet"/>
-      <w:lvlText w:val="o"/>
+      <w:numFmt w:val="none"/>
+      <w:suff w:val="nothing"/>
+      <w:lvlText w:val=""/>
       <w:lvlJc w:val="left"/>
       <w:pPr>
-        <w:tabs>
-          <w:tab w:val="num" w:pos="1440"/>
-        </w:tabs>
-        <w:ind w:left="1440" w:hanging="360"/>
-      </w:pPr>
-      <w:rPr>
-        <w:rFonts w:ascii="Courier New" w:hAnsi="Courier New" w:hint="default"/>
-        <w:sz w:val="20"/>
-      </w:rPr>
+        <w:ind w:left="0" w:hanging="0"/>
+      </w:pPr>
     </w:lvl>
-    <w:lvl w:ilvl="2" w:tentative="1">
+    <w:lvl w:ilvl="2">
       <w:start w:val="1"/>
-      <w:numFmt w:val="bullet"/>
-      <w:lvlText w:val=""/>
+      <w:numFmt w:val="none"/>
+      <w:suff w:val="nothing"/>
+      <w:lvlText w:val=""/>
       <w:lvlJc w:val="left"/>
       <w:pPr>
-        <w:tabs>
-          <w:tab w:val="num" w:pos="2160"/>
-        </w:tabs>
-        <w:ind w:left="2160" w:hanging="360"/>
-      </w:pPr>
-      <w:rPr>
-        <w:rFonts w:ascii="Wingdings" w:hAnsi="Wingdings" w:hint="default"/>
-        <w:sz w:val="20"/>
-      </w:rPr>
+        <w:ind w:left="0" w:hanging="0"/>
+      </w:pPr>
     </w:lvl>
-    <w:lvl w:ilvl="3" w:tentative="1">
+    <w:lvl w:ilvl="3">
       <w:start w:val="1"/>
-      <w:numFmt w:val="bullet"/>
-      <w:lvlText w:val=""/>
+      <w:numFmt w:val="none"/>
+      <w:suff w:val="nothing"/>
+      <w:lvlText w:val=""/>
       <w:lvlJc w:val="left"/>
       <w:pPr>
-        <w:tabs>
-          <w:tab w:val="num" w:pos="2880"/>
-        </w:tabs>
-        <w:ind w:left="2880" w:hanging="360"/>
-      </w:pPr>
-      <w:rPr>
-        <w:rFonts w:ascii="Wingdings" w:hAnsi="Wingdings" w:hint="default"/>
-        <w:sz w:val="20"/>
-      </w:rPr>
+        <w:ind w:left="0" w:hanging="0"/>
+      </w:pPr>
     </w:lvl>
-    <w:lvl w:ilvl="4" w:tentative="1">
+    <w:lvl w:ilvl="4">
       <w:start w:val="1"/>
-      <w:numFmt w:val="bullet"/>
-      <w:lvlText w:val=""/>
+      <w:numFmt w:val="none"/>
+      <w:suff w:val="nothing"/>
+      <w:lvlText w:val=""/>
       <w:lvlJc w:val="left"/>
       <w:pPr>
-        <w:tabs>
-          <w:tab w:val="num" w:pos="3600"/>
-        </w:tabs>
-        <w:ind w:left="3600" w:hanging="360"/>
-      </w:pPr>
-      <w:rPr>
-        <w:rFonts w:ascii="Wingdings" w:hAnsi="Wingdings" w:hint="default"/>
-        <w:sz w:val="20"/>
-      </w:rPr>
+        <w:ind w:left="0" w:hanging="0"/>
+      </w:pPr>
     </w:lvl>
-    <w:lvl w:ilvl="5" w:tentative="1">
+    <w:lvl w:ilvl="5">
       <w:start w:val="1"/>
-      <w:numFmt w:val="bullet"/>
-      <w:lvlText w:val=""/>
+      <w:numFmt w:val="none"/>
+      <w:suff w:val="nothing"/>
+      <w:lvlText w:val=""/>
       <w:lvlJc w:val="left"/>
       <w:pPr>
-        <w:tabs>
-          <w:tab w:val="num" w:pos="4320"/>
-        </w:tabs>
-        <w:ind w:left="4320" w:hanging="360"/>
-      </w:pPr>
-      <w:rPr>
-        <w:rFonts w:ascii="Wingdings" w:hAnsi="Wingdings" w:hint="default"/>
-        <w:sz w:val="20"/>
-      </w:rPr>
+        <w:ind w:left="0" w:hanging="0"/>
+      </w:pPr>
     </w:lvl>
-    <w:lvl w:ilvl="6" w:tentative="1">
+    <w:lvl w:ilvl="6">
       <w:start w:val="1"/>
-      <w:numFmt w:val="bullet"/>
-      <w:lvlText w:val=""/>
+      <w:numFmt w:val="none"/>
+      <w:suff w:val="nothing"/>
+      <w:lvlText w:val=""/>
       <w:lvlJc w:val="left"/>
       <w:pPr>
-        <w:tabs>
-          <w:tab w:val="num" w:pos="5040"/>
-        </w:tabs>
-        <w:ind w:left="5040" w:hanging="360"/>
-      </w:pPr>
-      <w:rPr>
-        <w:rFonts w:ascii="Wingdings" w:hAnsi="Wingdings" w:hint="default"/>
-        <w:sz w:val="20"/>
-      </w:rPr>
+        <w:ind w:left="0" w:hanging="0"/>
+      </w:pPr>
     </w:lvl>
-    <w:lvl w:ilvl="7" w:tentative="1">
+    <w:lvl w:ilvl="7">
       <w:start w:val="1"/>
-      <w:numFmt w:val="bullet"/>
-      <w:lvlText w:val=""/>
+      <w:numFmt w:val="none"/>
+      <w:suff w:val="nothing"/>
+      <w:lvlText w:val=""/>
       <w:lvlJc w:val="left"/>
       <w:pPr>
-        <w:tabs>
-          <w:tab w:val="num" w:pos="5760"/>
-        </w:tabs>
-        <w:ind w:left="5760" w:hanging="360"/>
-      </w:pPr>
-      <w:rPr>
-        <w:rFonts w:ascii="Wingdings" w:hAnsi="Wingdings" w:hint="default"/>
-        <w:sz w:val="20"/>
-      </w:rPr>
+        <w:ind w:left="0" w:hanging="0"/>
+      </w:pPr>
     </w:lvl>
-    <w:lvl w:ilvl="8" w:tentative="1">
+    <w:lvl w:ilvl="8">
       <w:start w:val="1"/>
-      <w:numFmt w:val="bullet"/>
-      <w:lvlText w:val=""/>
+      <w:numFmt w:val="none"/>
+      <w:suff w:val="nothing"/>
+      <w:lvlText w:val=""/>
       <w:lvlJc w:val="left"/>
       <w:pPr>
-        <w:tabs>
-          <w:tab w:val="num" w:pos="6480"/>
-        </w:tabs>
-        <w:ind w:left="6480" w:hanging="360"/>
-      </w:pPr>
-      <w:rPr>
-        <w:rFonts w:ascii="Wingdings" w:hAnsi="Wingdings" w:hint="default"/>
-        <w:sz w:val="20"/>
-      </w:rPr>
+        <w:ind w:left="0" w:hanging="0"/>
+      </w:pPr>
     </w:lvl>
   </w:abstractNum>
   <w:num w:numId="1">
     <w:abstractNumId w:val="1"/>
   </w:num>
   <w:num w:numId="2">
-    <w:abstractNumId w:val="0"/>
+    <w:abstractNumId w:val="2"/>
+  </w:num>
+  <w:num w:numId="3">
+    <w:abstractNumId w:val="3"/>
   </w:num>
 </w:numbering>
 </file>
 
 <file path=word/styles.xml><?xml version="1.0" encoding="utf-8"?>
-<w:styles xmlns:mc="http://schemas.openxmlformats.org/markup-compatibility/2006" xmlns:r="http://schemas.openxmlformats.org/officeDocument/2006/relationships" xmlns:w="http://schemas.openxmlformats.org/wordprocessingml/2006/main" xmlns:w14="http://schemas.microsoft.com/office/word/2010/wordml" xmlns:w15="http://schemas.microsoft.com/office/word/2012/wordml" xmlns:w16cex="http://schemas.microsoft.com/office/word/2018/wordml/cex" xmlns:w16cid="http://schemas.microsoft.com/office/word/2016/wordml/cid" xmlns:w16="http://schemas.microsoft.com/office/word/2018/wordml" xmlns:w16sdtdh="http://schemas.microsoft.com/office/word/2020/wordml/sdtdatahash" xmlns:w16se="http://schemas.microsoft.com/office/word/2015/wordml/symex" mc:Ignorable="w14 w15 w16se w16cid w16 w16cex w16sdtdh">
+<w:styles xmlns:w="http://schemas.openxmlformats.org/wordprocessingml/2006/main" xmlns:w14="http://schemas.microsoft.com/office/word/2010/wordml" xmlns:mc="http://schemas.openxmlformats.org/markup-compatibility/2006" mc:Ignorable="w14">
   <w:docDefaults>
     <w:rPrDefault>
       <w:rPr>
-        <w:rFonts w:asciiTheme="minorHAnsi" w:eastAsiaTheme="minorHAnsi" w:hAnsiTheme="minorHAnsi" w:cstheme="minorBidi"/>
-        <w:sz w:val="22"/>
+        <w:rFonts w:ascii="Calibri" w:hAnsi="Calibri" w:eastAsia="Calibri" w:cs="" w:asciiTheme="minorHAnsi" w:cstheme="minorBidi" w:eastAsiaTheme="minorHAnsi" w:hAnsiTheme="minorHAnsi"/>
         <w:szCs w:val="22"/>
         <w:lang w:val="es-ES" w:eastAsia="en-US" w:bidi="ar-SA"/>
       </w:rPr>
     </w:rPrDefault>
-    <w:pPrDefault/>
+    <w:pPrDefault>
+      <w:pPr/>
+    </w:pPrDefault>
   </w:docDefaults>
   <w:latentStyles w:defLockedState="0" w:defUIPriority="99" w:defSemiHidden="0" w:defUnhideWhenUsed="0" w:defQFormat="0" w:count="376">
     <w:lsdException w:name="Normal" w:uiPriority="0" w:qFormat="1"/>
     <w:lsdException w:name="heading 1" w:uiPriority="9" w:qFormat="1"/>
-    <w:lsdException w:name="heading 2" w:semiHidden="1" w:uiPriority="9" w:unhideWhenUsed="1" w:qFormat="1"/>
-    <w:lsdException w:name="heading 3" w:semiHidden="1" w:uiPriority="9" w:unhideWhenUsed="1" w:qFormat="1"/>
-    <w:lsdException w:name="heading 4" w:semiHidden="1" w:uiPriority="9" w:unhideWhenUsed="1" w:qFormat="1"/>
-    <w:lsdException w:name="heading 5" w:semiHidden="1" w:uiPriority="9" w:unhideWhenUsed="1" w:qFormat="1"/>
-    <w:lsdException w:name="heading 6" w:semiHidden="1" w:uiPriority="9" w:unhideWhenUsed="1" w:qFormat="1"/>
-    <w:lsdException w:name="heading 7" w:semiHidden="1" w:uiPriority="9" w:unhideWhenUsed="1" w:qFormat="1"/>
-    <w:lsdException w:name="heading 8" w:semiHidden="1" w:uiPriority="9" w:unhideWhenUsed="1" w:qFormat="1"/>
-    <w:lsdException w:name="heading 9" w:semiHidden="1" w:uiPriority="9" w:unhideWhenUsed="1" w:qFormat="1"/>
+    <w:lsdException w:name="heading 2" w:uiPriority="9" w:semiHidden="1" w:unhideWhenUsed="1" w:qFormat="1"/>
+    <w:lsdException w:name="heading 3" w:uiPriority="9" w:semiHidden="1" w:unhideWhenUsed="1" w:qFormat="1"/>
+    <w:lsdException w:name="heading 4" w:uiPriority="9" w:semiHidden="1" w:unhideWhenUsed="1" w:qFormat="1"/>
+    <w:lsdException w:name="heading 5" w:uiPriority="9" w:semiHidden="1" w:unhideWhenUsed="1" w:qFormat="1"/>
+    <w:lsdException w:name="heading 6" w:uiPriority="9" w:semiHidden="1" w:unhideWhenUsed="1" w:qFormat="1"/>
+    <w:lsdException w:name="heading 7" w:uiPriority="9" w:semiHidden="1" w:unhideWhenUsed="1" w:qFormat="1"/>
+    <w:lsdException w:name="heading 8" w:uiPriority="9" w:semiHidden="1" w:unhideWhenUsed="1" w:qFormat="1"/>
+    <w:lsdException w:name="heading 9" w:uiPriority="9" w:semiHidden="1" w:unhideWhenUsed="1" w:qFormat="1"/>
     <w:lsdException w:name="index 1" w:semiHidden="1" w:unhideWhenUsed="1"/>
     <w:lsdException w:name="index 2" w:semiHidden="1" w:unhideWhenUsed="1"/>
     <w:lsdException w:name="index 3" w:semiHidden="1" w:unhideWhenUsed="1"/>
@@ -1284,22 +2426,22 @@
     <w:lsdException w:name="index 7" w:semiHidden="1" w:unhideWhenUsed="1"/>
     <w:lsdException w:name="index 8" w:semiHidden="1" w:unhideWhenUsed="1"/>
     <w:lsdException w:name="index 9" w:semiHidden="1" w:unhideWhenUsed="1"/>
-    <w:lsdException w:name="toc 1" w:semiHidden="1" w:uiPriority="39" w:unhideWhenUsed="1"/>
-    <w:lsdException w:name="toc 2" w:semiHidden="1" w:uiPriority="39" w:unhideWhenUsed="1"/>
-    <w:lsdException w:name="toc 3" w:semiHidden="1" w:uiPriority="39" w:unhideWhenUsed="1"/>
-    <w:lsdException w:name="toc 4" w:semiHidden="1" w:uiPriority="39" w:unhideWhenUsed="1"/>
-    <w:lsdException w:name="toc 5" w:semiHidden="1" w:uiPriority="39" w:unhideWhenUsed="1"/>
-    <w:lsdException w:name="toc 6" w:semiHidden="1" w:uiPriority="39" w:unhideWhenUsed="1"/>
-    <w:lsdException w:name="toc 7" w:semiHidden="1" w:uiPriority="39" w:unhideWhenUsed="1"/>
-    <w:lsdException w:name="toc 8" w:semiHidden="1" w:uiPriority="39" w:unhideWhenUsed="1"/>
-    <w:lsdException w:name="toc 9" w:semiHidden="1" w:uiPriority="39" w:unhideWhenUsed="1"/>
+    <w:lsdException w:name="toc 1" w:uiPriority="39" w:semiHidden="1" w:unhideWhenUsed="1"/>
+    <w:lsdException w:name="toc 2" w:uiPriority="39" w:semiHidden="1" w:unhideWhenUsed="1"/>
+    <w:lsdException w:name="toc 3" w:uiPriority="39" w:semiHidden="1" w:unhideWhenUsed="1"/>
+    <w:lsdException w:name="toc 4" w:uiPriority="39" w:semiHidden="1" w:unhideWhenUsed="1"/>
+    <w:lsdException w:name="toc 5" w:uiPriority="39" w:semiHidden="1" w:unhideWhenUsed="1"/>
+    <w:lsdException w:name="toc 6" w:uiPriority="39" w:semiHidden="1" w:unhideWhenUsed="1"/>
+    <w:lsdException w:name="toc 7" w:uiPriority="39" w:semiHidden="1" w:unhideWhenUsed="1"/>
+    <w:lsdException w:name="toc 8" w:uiPriority="39" w:semiHidden="1" w:unhideWhenUsed="1"/>
+    <w:lsdException w:name="toc 9" w:uiPriority="39" w:semiHidden="1" w:unhideWhenUsed="1"/>
     <w:lsdException w:name="Normal Indent" w:semiHidden="1" w:unhideWhenUsed="1"/>
     <w:lsdException w:name="footnote text" w:semiHidden="1" w:unhideWhenUsed="1"/>
     <w:lsdException w:name="annotation text" w:semiHidden="1" w:unhideWhenUsed="1"/>
     <w:lsdException w:name="header" w:semiHidden="1" w:unhideWhenUsed="1"/>
     <w:lsdException w:name="footer" w:semiHidden="1" w:unhideWhenUsed="1"/>
     <w:lsdException w:name="index heading" w:semiHidden="1" w:unhideWhenUsed="1"/>
-    <w:lsdException w:name="caption" w:semiHidden="1" w:uiPriority="35" w:unhideWhenUsed="1" w:qFormat="1"/>
+    <w:lsdException w:name="caption" w:uiPriority="35" w:semiHidden="1" w:unhideWhenUsed="1" w:qFormat="1"/>
     <w:lsdException w:name="table of figures" w:semiHidden="1" w:unhideWhenUsed="1"/>
     <w:lsdException w:name="envelope address" w:semiHidden="1" w:unhideWhenUsed="1"/>
     <w:lsdException w:name="envelope return" w:semiHidden="1" w:unhideWhenUsed="1"/>
@@ -1330,7 +2472,7 @@
     <w:lsdException w:name="Title" w:uiPriority="10" w:qFormat="1"/>
     <w:lsdException w:name="Closing" w:semiHidden="1" w:unhideWhenUsed="1"/>
     <w:lsdException w:name="Signature" w:semiHidden="1" w:unhideWhenUsed="1"/>
-    <w:lsdException w:name="Default Paragraph Font" w:semiHidden="1" w:uiPriority="1" w:unhideWhenUsed="1"/>
+    <w:lsdException w:name="Default Paragraph Font" w:uiPriority="1" w:semiHidden="1" w:unhideWhenUsed="1"/>
     <w:lsdException w:name="Body Text" w:semiHidden="1" w:unhideWhenUsed="1"/>
     <w:lsdException w:name="Body Text Indent" w:semiHidden="1" w:unhideWhenUsed="1"/>
     <w:lsdException w:name="List Continue" w:semiHidden="1" w:unhideWhenUsed="1"/>
@@ -1530,8 +2672,8 @@
     <w:lsdException w:name="Subtle Reference" w:uiPriority="31" w:qFormat="1"/>
     <w:lsdException w:name="Intense Reference" w:uiPriority="32" w:qFormat="1"/>
     <w:lsdException w:name="Book Title" w:uiPriority="33" w:qFormat="1"/>
-    <w:lsdException w:name="Bibliography" w:semiHidden="1" w:uiPriority="37" w:unhideWhenUsed="1"/>
-    <w:lsdException w:name="TOC Heading" w:semiHidden="1" w:uiPriority="39" w:unhideWhenUsed="1" w:qFormat="1"/>
+    <w:lsdException w:name="Bibliography" w:uiPriority="37" w:semiHidden="1" w:unhideWhenUsed="1"/>
+    <w:lsdException w:name="TOC Heading" w:uiPriority="39" w:semiHidden="1" w:unhideWhenUsed="1" w:qFormat="1"/>
     <w:lsdException w:name="Plain Table 1" w:uiPriority="41"/>
     <w:lsdException w:name="Plain Table 2" w:uiPriority="42"/>
     <w:lsdException w:name="Plain Table 3" w:uiPriority="43"/>
@@ -1642,26 +2784,37 @@
     <w:lsdException w:name="Unresolved Mention" w:semiHidden="1" w:unhideWhenUsed="1"/>
     <w:lsdException w:name="Smart Link" w:semiHidden="1" w:unhideWhenUsed="1"/>
   </w:latentStyles>
-  <w:style w:type="paragraph" w:default="1" w:styleId="Normal">
+  <w:style w:type="paragraph" w:styleId="Normal" w:default="1">
     <w:name w:val="Normal"/>
     <w:qFormat/>
     <w:pPr>
-      <w:spacing w:after="160" w:line="259" w:lineRule="auto"/>
+      <w:widowControl/>
+      <w:bidi w:val="0"/>
+      <w:spacing w:lineRule="auto" w:line="259" w:before="0" w:after="160"/>
+      <w:jc w:val="left"/>
     </w:pPr>
-  </w:style>
-  <w:style w:type="paragraph" w:styleId="Ttulo2">
-    <w:name w:val="heading 2"/>
+    <w:rPr>
+      <w:rFonts w:ascii="Calibri" w:hAnsi="Calibri" w:eastAsia="Calibri" w:cs="" w:asciiTheme="minorHAnsi" w:cstheme="minorBidi" w:eastAsiaTheme="minorHAnsi" w:hAnsiTheme="minorHAnsi"/>
+      <w:color w:val="auto"/>
+      <w:kern w:val="0"/>
+      <w:sz w:val="22"/>
+      <w:szCs w:val="22"/>
+      <w:lang w:val="es-ES" w:eastAsia="en-US" w:bidi="ar-SA"/>
+    </w:rPr>
+  </w:style>
+  <w:style w:type="paragraph" w:styleId="Heading2">
+    <w:name w:val="Heading 2"/>
     <w:basedOn w:val="Normal"/>
     <w:link w:val="Ttulo2Car"/>
     <w:uiPriority w:val="9"/>
     <w:qFormat/>
-    <w:rsid w:val="00ED6D20"/>
+    <w:rsid w:val="00ed6d20"/>
     <w:pPr>
-      <w:spacing w:before="100" w:beforeAutospacing="1" w:after="100" w:afterAutospacing="1" w:line="240" w:lineRule="auto"/>
+      <w:spacing w:lineRule="auto" w:line="240" w:beforeAutospacing="1" w:afterAutospacing="1"/>
       <w:outlineLvl w:val="1"/>
     </w:pPr>
     <w:rPr>
-      <w:rFonts w:ascii="Times New Roman" w:eastAsia="Times New Roman" w:hAnsi="Times New Roman" w:cs="Times New Roman"/>
+      <w:rFonts w:ascii="Times New Roman" w:hAnsi="Times New Roman" w:eastAsia="Times New Roman" w:cs="Times New Roman"/>
       <w:b/>
       <w:bCs/>
       <w:sz w:val="36"/>
@@ -1669,11 +2822,356 @@
       <w:lang w:eastAsia="es-ES"/>
     </w:rPr>
   </w:style>
-  <w:style w:type="character" w:default="1" w:styleId="Fuentedeprrafopredeter">
+  <w:style w:type="character" w:styleId="DefaultParagraphFont" w:default="1">
     <w:name w:val="Default Paragraph Font"/>
     <w:uiPriority w:val="1"/>
     <w:semiHidden/>
     <w:unhideWhenUsed/>
+    <w:qFormat/>
+    <w:rPr/>
+  </w:style>
+  <w:style w:type="character" w:styleId="Ttulo2Car" w:customStyle="1">
+    <w:name w:val="Título 2 Car"/>
+    <w:basedOn w:val="DefaultParagraphFont"/>
+    <w:link w:val="Ttulo2"/>
+    <w:uiPriority w:val="9"/>
+    <w:qFormat/>
+    <w:rsid w:val="00ed6d20"/>
+    <w:rPr>
+      <w:rFonts w:ascii="Times New Roman" w:hAnsi="Times New Roman" w:eastAsia="Times New Roman" w:cs="Times New Roman"/>
+      <w:b/>
+      <w:bCs/>
+      <w:sz w:val="36"/>
+      <w:szCs w:val="36"/>
+      <w:lang w:eastAsia="es-ES"/>
+    </w:rPr>
+  </w:style>
+  <w:style w:type="character" w:styleId="Strong">
+    <w:name w:val="Strong"/>
+    <w:basedOn w:val="DefaultParagraphFont"/>
+    <w:uiPriority w:val="22"/>
+    <w:qFormat/>
+    <w:rsid w:val="00ed6d20"/>
+    <w:rPr>
+      <w:b/>
+      <w:bCs/>
+    </w:rPr>
+  </w:style>
+  <w:style w:type="character" w:styleId="ListLabel1">
+    <w:name w:val="ListLabel 1"/>
+    <w:qFormat/>
+    <w:rPr>
+      <w:rFonts w:ascii="Times New Roman" w:hAnsi="Times New Roman"/>
+      <w:sz w:val="24"/>
+    </w:rPr>
+  </w:style>
+  <w:style w:type="character" w:styleId="ListLabel2">
+    <w:name w:val="ListLabel 2"/>
+    <w:qFormat/>
+    <w:rPr>
+      <w:sz w:val="20"/>
+    </w:rPr>
+  </w:style>
+  <w:style w:type="character" w:styleId="ListLabel3">
+    <w:name w:val="ListLabel 3"/>
+    <w:qFormat/>
+    <w:rPr>
+      <w:sz w:val="20"/>
+    </w:rPr>
+  </w:style>
+  <w:style w:type="character" w:styleId="ListLabel4">
+    <w:name w:val="ListLabel 4"/>
+    <w:qFormat/>
+    <w:rPr>
+      <w:sz w:val="20"/>
+    </w:rPr>
+  </w:style>
+  <w:style w:type="character" w:styleId="ListLabel5">
+    <w:name w:val="ListLabel 5"/>
+    <w:qFormat/>
+    <w:rPr>
+      <w:sz w:val="20"/>
+    </w:rPr>
+  </w:style>
+  <w:style w:type="character" w:styleId="ListLabel6">
+    <w:name w:val="ListLabel 6"/>
+    <w:qFormat/>
+    <w:rPr>
+      <w:sz w:val="20"/>
+    </w:rPr>
+  </w:style>
+  <w:style w:type="character" w:styleId="ListLabel7">
+    <w:name w:val="ListLabel 7"/>
+    <w:qFormat/>
+    <w:rPr>
+      <w:sz w:val="20"/>
+    </w:rPr>
+  </w:style>
+  <w:style w:type="character" w:styleId="ListLabel8">
+    <w:name w:val="ListLabel 8"/>
+    <w:qFormat/>
+    <w:rPr>
+      <w:sz w:val="20"/>
+    </w:rPr>
+  </w:style>
+  <w:style w:type="character" w:styleId="ListLabel9">
+    <w:name w:val="ListLabel 9"/>
+    <w:qFormat/>
+    <w:rPr>
+      <w:sz w:val="20"/>
+    </w:rPr>
+  </w:style>
+  <w:style w:type="character" w:styleId="NumberingSymbols">
+    <w:name w:val="Numbering Symbols"/>
+    <w:qFormat/>
+    <w:rPr/>
+  </w:style>
+  <w:style w:type="character" w:styleId="ListLabel10">
+    <w:name w:val="ListLabel 10"/>
+    <w:qFormat/>
+    <w:rPr>
+      <w:rFonts w:ascii="Times New Roman" w:hAnsi="Times New Roman" w:cs="Symbol"/>
+      <w:sz w:val="24"/>
+    </w:rPr>
+  </w:style>
+  <w:style w:type="character" w:styleId="ListLabel11">
+    <w:name w:val="ListLabel 11"/>
+    <w:qFormat/>
+    <w:rPr>
+      <w:rFonts w:cs="Courier New"/>
+      <w:sz w:val="20"/>
+    </w:rPr>
+  </w:style>
+  <w:style w:type="character" w:styleId="ListLabel12">
+    <w:name w:val="ListLabel 12"/>
+    <w:qFormat/>
+    <w:rPr>
+      <w:rFonts w:cs="Wingdings"/>
+      <w:sz w:val="20"/>
+    </w:rPr>
+  </w:style>
+  <w:style w:type="character" w:styleId="ListLabel13">
+    <w:name w:val="ListLabel 13"/>
+    <w:qFormat/>
+    <w:rPr>
+      <w:rFonts w:cs="Wingdings"/>
+      <w:sz w:val="20"/>
+    </w:rPr>
+  </w:style>
+  <w:style w:type="character" w:styleId="ListLabel14">
+    <w:name w:val="ListLabel 14"/>
+    <w:qFormat/>
+    <w:rPr>
+      <w:rFonts w:cs="Wingdings"/>
+      <w:sz w:val="20"/>
+    </w:rPr>
+  </w:style>
+  <w:style w:type="character" w:styleId="ListLabel15">
+    <w:name w:val="ListLabel 15"/>
+    <w:qFormat/>
+    <w:rPr>
+      <w:rFonts w:cs="Wingdings"/>
+      <w:sz w:val="20"/>
+    </w:rPr>
+  </w:style>
+  <w:style w:type="character" w:styleId="ListLabel16">
+    <w:name w:val="ListLabel 16"/>
+    <w:qFormat/>
+    <w:rPr>
+      <w:rFonts w:cs="Wingdings"/>
+      <w:sz w:val="20"/>
+    </w:rPr>
+  </w:style>
+  <w:style w:type="character" w:styleId="ListLabel17">
+    <w:name w:val="ListLabel 17"/>
+    <w:qFormat/>
+    <w:rPr>
+      <w:rFonts w:cs="Wingdings"/>
+      <w:sz w:val="20"/>
+    </w:rPr>
+  </w:style>
+  <w:style w:type="character" w:styleId="ListLabel18">
+    <w:name w:val="ListLabel 18"/>
+    <w:qFormat/>
+    <w:rPr>
+      <w:rFonts w:cs="Wingdings"/>
+      <w:sz w:val="20"/>
+    </w:rPr>
+  </w:style>
+  <w:style w:type="character" w:styleId="ListLabel19">
+    <w:name w:val="ListLabel 19"/>
+    <w:qFormat/>
+    <w:rPr>
+      <w:rFonts w:cs="Wingdings"/>
+    </w:rPr>
+  </w:style>
+  <w:style w:type="character" w:styleId="ListLabel20">
+    <w:name w:val="ListLabel 20"/>
+    <w:qFormat/>
+    <w:rPr>
+      <w:rFonts w:cs="Wingdings"/>
+    </w:rPr>
+  </w:style>
+  <w:style w:type="character" w:styleId="ListLabel21">
+    <w:name w:val="ListLabel 21"/>
+    <w:qFormat/>
+    <w:rPr>
+      <w:rFonts w:cs="Wingdings"/>
+    </w:rPr>
+  </w:style>
+  <w:style w:type="character" w:styleId="ListLabel22">
+    <w:name w:val="ListLabel 22"/>
+    <w:qFormat/>
+    <w:rPr>
+      <w:rFonts w:cs="Symbol"/>
+    </w:rPr>
+  </w:style>
+  <w:style w:type="character" w:styleId="ListLabel23">
+    <w:name w:val="ListLabel 23"/>
+    <w:qFormat/>
+    <w:rPr>
+      <w:rFonts w:cs="Symbol"/>
+    </w:rPr>
+  </w:style>
+  <w:style w:type="character" w:styleId="ListLabel24">
+    <w:name w:val="ListLabel 24"/>
+    <w:qFormat/>
+    <w:rPr>
+      <w:rFonts w:cs="Wingdings"/>
+    </w:rPr>
+  </w:style>
+  <w:style w:type="character" w:styleId="ListLabel25">
+    <w:name w:val="ListLabel 25"/>
+    <w:qFormat/>
+    <w:rPr>
+      <w:rFonts w:cs="Wingdings"/>
+    </w:rPr>
+  </w:style>
+  <w:style w:type="character" w:styleId="ListLabel26">
+    <w:name w:val="ListLabel 26"/>
+    <w:qFormat/>
+    <w:rPr>
+      <w:rFonts w:cs="Symbol"/>
+    </w:rPr>
+  </w:style>
+  <w:style w:type="character" w:styleId="ListLabel27">
+    <w:name w:val="ListLabel 27"/>
+    <w:qFormat/>
+    <w:rPr>
+      <w:rFonts w:cs="Symbol"/>
+    </w:rPr>
+  </w:style>
+  <w:style w:type="paragraph" w:styleId="Heading" w:customStyle="1">
+    <w:name w:val="Heading"/>
+    <w:basedOn w:val="Normal"/>
+    <w:next w:val="TextBody"/>
+    <w:qFormat/>
+    <w:pPr>
+      <w:keepNext w:val="true"/>
+      <w:spacing w:before="240" w:after="120"/>
+    </w:pPr>
+    <w:rPr>
+      <w:rFonts w:ascii="Arial" w:hAnsi="Arial" w:eastAsia="Microsoft YaHei" w:cs="Arial"/>
+      <w:sz w:val="28"/>
+      <w:szCs w:val="28"/>
+    </w:rPr>
+  </w:style>
+  <w:style w:type="paragraph" w:styleId="TextBody">
+    <w:name w:val="Body Text"/>
+    <w:basedOn w:val="Normal"/>
+    <w:pPr>
+      <w:spacing w:lineRule="auto" w:line="276" w:before="0" w:after="140"/>
+    </w:pPr>
+    <w:rPr/>
+  </w:style>
+  <w:style w:type="paragraph" w:styleId="List">
+    <w:name w:val="List"/>
+    <w:basedOn w:val="TextBody"/>
+    <w:pPr/>
+    <w:rPr>
+      <w:rFonts w:cs="Arial"/>
+    </w:rPr>
+  </w:style>
+  <w:style w:type="paragraph" w:styleId="Caption">
+    <w:name w:val="Caption"/>
+    <w:basedOn w:val="Normal"/>
+    <w:qFormat/>
+    <w:pPr>
+      <w:suppressLineNumbers/>
+      <w:spacing w:before="120" w:after="120"/>
+    </w:pPr>
+    <w:rPr>
+      <w:rFonts w:cs="Arial"/>
+      <w:i/>
+      <w:iCs/>
+      <w:sz w:val="24"/>
+      <w:szCs w:val="24"/>
+    </w:rPr>
+  </w:style>
+  <w:style w:type="paragraph" w:styleId="Index" w:customStyle="1">
+    <w:name w:val="Index"/>
+    <w:basedOn w:val="Normal"/>
+    <w:qFormat/>
+    <w:pPr>
+      <w:suppressLineNumbers/>
+    </w:pPr>
+    <w:rPr>
+      <w:rFonts w:cs="Arial"/>
+    </w:rPr>
+  </w:style>
+  <w:style w:type="paragraph" w:styleId="Caption1">
+    <w:name w:val="caption"/>
+    <w:basedOn w:val="Normal"/>
+    <w:qFormat/>
+    <w:pPr>
+      <w:suppressLineNumbers/>
+      <w:spacing w:before="120" w:after="120"/>
+    </w:pPr>
+    <w:rPr>
+      <w:rFonts w:cs="Arial"/>
+      <w:i/>
+      <w:iCs/>
+      <w:sz w:val="24"/>
+      <w:szCs w:val="24"/>
+    </w:rPr>
+  </w:style>
+  <w:style w:type="paragraph" w:styleId="NormalWeb">
+    <w:name w:val="Normal (Web)"/>
+    <w:basedOn w:val="Normal"/>
+    <w:uiPriority w:val="99"/>
+    <w:semiHidden/>
+    <w:unhideWhenUsed/>
+    <w:qFormat/>
+    <w:rsid w:val="00ed6d20"/>
+    <w:pPr>
+      <w:spacing w:lineRule="auto" w:line="240" w:beforeAutospacing="1" w:afterAutospacing="1"/>
+    </w:pPr>
+    <w:rPr>
+      <w:rFonts w:ascii="Times New Roman" w:hAnsi="Times New Roman" w:eastAsia="Times New Roman" w:cs="Times New Roman"/>
+      <w:sz w:val="24"/>
+      <w:szCs w:val="24"/>
+      <w:lang w:eastAsia="es-ES"/>
+    </w:rPr>
+  </w:style>
+  <w:style w:type="paragraph" w:styleId="ListParagraph">
+    <w:name w:val="List Paragraph"/>
+    <w:basedOn w:val="Normal"/>
+    <w:uiPriority w:val="34"/>
+    <w:qFormat/>
+    <w:rsid w:val="0036278f"/>
+    <w:pPr>
+      <w:spacing w:before="0" w:after="160"/>
+      <w:ind w:left="720" w:hanging="0"/>
+      <w:contextualSpacing/>
+    </w:pPr>
+    <w:rPr/>
+  </w:style>
+  <w:style w:type="numbering" w:styleId="NoList" w:default="1">
+    <w:name w:val="No List"/>
+    <w:uiPriority w:val="99"/>
+    <w:semiHidden/>
+    <w:unhideWhenUsed/>
+    <w:qFormat/>
   </w:style>
   <w:style w:type="table" w:default="1" w:styleId="Tablanormal">
     <w:name w:val="Normal Table"/>
@@ -1689,122 +3187,6 @@
         <w:right w:w="108" w:type="dxa"/>
       </w:tblCellMar>
     </w:tblPr>
-  </w:style>
-  <w:style w:type="numbering" w:default="1" w:styleId="Sinlista">
-    <w:name w:val="No List"/>
-    <w:uiPriority w:val="99"/>
-    <w:semiHidden/>
-    <w:unhideWhenUsed/>
-  </w:style>
-  <w:style w:type="paragraph" w:customStyle="1" w:styleId="Heading">
-    <w:name w:val="Heading"/>
-    <w:basedOn w:val="Normal"/>
-    <w:next w:val="Textoindependiente"/>
-    <w:qFormat/>
-    <w:pPr>
-      <w:keepNext/>
-      <w:spacing w:before="240" w:after="120"/>
-    </w:pPr>
-    <w:rPr>
-      <w:rFonts w:ascii="Arial" w:eastAsia="Microsoft YaHei" w:hAnsi="Arial" w:cs="Arial"/>
-      <w:sz w:val="28"/>
-      <w:szCs w:val="28"/>
-    </w:rPr>
-  </w:style>
-  <w:style w:type="paragraph" w:styleId="Textoindependiente">
-    <w:name w:val="Body Text"/>
-    <w:basedOn w:val="Normal"/>
-    <w:pPr>
-      <w:spacing w:after="140" w:line="276" w:lineRule="auto"/>
-    </w:pPr>
-  </w:style>
-  <w:style w:type="paragraph" w:styleId="Lista">
-    <w:name w:val="List"/>
-    <w:basedOn w:val="Textoindependiente"/>
-    <w:rPr>
-      <w:rFonts w:cs="Arial"/>
-    </w:rPr>
-  </w:style>
-  <w:style w:type="paragraph" w:styleId="Descripcin">
-    <w:name w:val="caption"/>
-    <w:basedOn w:val="Normal"/>
-    <w:qFormat/>
-    <w:pPr>
-      <w:suppressLineNumbers/>
-      <w:spacing w:before="120" w:after="120"/>
-    </w:pPr>
-    <w:rPr>
-      <w:rFonts w:cs="Arial"/>
-      <w:i/>
-      <w:iCs/>
-      <w:sz w:val="24"/>
-      <w:szCs w:val="24"/>
-    </w:rPr>
-  </w:style>
-  <w:style w:type="paragraph" w:customStyle="1" w:styleId="Index">
-    <w:name w:val="Index"/>
-    <w:basedOn w:val="Normal"/>
-    <w:qFormat/>
-    <w:pPr>
-      <w:suppressLineNumbers/>
-    </w:pPr>
-    <w:rPr>
-      <w:rFonts w:cs="Arial"/>
-    </w:rPr>
-  </w:style>
-  <w:style w:type="character" w:customStyle="1" w:styleId="Ttulo2Car">
-    <w:name w:val="Título 2 Car"/>
-    <w:basedOn w:val="Fuentedeprrafopredeter"/>
-    <w:link w:val="Ttulo2"/>
-    <w:uiPriority w:val="9"/>
-    <w:rsid w:val="00ED6D20"/>
-    <w:rPr>
-      <w:rFonts w:ascii="Times New Roman" w:eastAsia="Times New Roman" w:hAnsi="Times New Roman" w:cs="Times New Roman"/>
-      <w:b/>
-      <w:bCs/>
-      <w:sz w:val="36"/>
-      <w:szCs w:val="36"/>
-      <w:lang w:eastAsia="es-ES"/>
-    </w:rPr>
-  </w:style>
-  <w:style w:type="character" w:styleId="Textoennegrita">
-    <w:name w:val="Strong"/>
-    <w:basedOn w:val="Fuentedeprrafopredeter"/>
-    <w:uiPriority w:val="22"/>
-    <w:qFormat/>
-    <w:rsid w:val="00ED6D20"/>
-    <w:rPr>
-      <w:b/>
-      <w:bCs/>
-    </w:rPr>
-  </w:style>
-  <w:style w:type="paragraph" w:styleId="NormalWeb">
-    <w:name w:val="Normal (Web)"/>
-    <w:basedOn w:val="Normal"/>
-    <w:uiPriority w:val="99"/>
-    <w:semiHidden/>
-    <w:unhideWhenUsed/>
-    <w:rsid w:val="00ED6D20"/>
-    <w:pPr>
-      <w:spacing w:before="100" w:beforeAutospacing="1" w:after="100" w:afterAutospacing="1" w:line="240" w:lineRule="auto"/>
-    </w:pPr>
-    <w:rPr>
-      <w:rFonts w:ascii="Times New Roman" w:eastAsia="Times New Roman" w:hAnsi="Times New Roman" w:cs="Times New Roman"/>
-      <w:sz w:val="24"/>
-      <w:szCs w:val="24"/>
-      <w:lang w:eastAsia="es-ES"/>
-    </w:rPr>
-  </w:style>
-  <w:style w:type="paragraph" w:styleId="Prrafodelista">
-    <w:name w:val="List Paragraph"/>
-    <w:basedOn w:val="Normal"/>
-    <w:uiPriority w:val="34"/>
-    <w:qFormat/>
-    <w:rsid w:val="0036278F"/>
-    <w:pPr>
-      <w:ind w:left="720"/>
-      <w:contextualSpacing/>
-    </w:pPr>
   </w:style>
 </w:styles>
 </file>
